--- a/Documentacion/Documento Final.docx
+++ b/Documentacion/Documento Final.docx
@@ -1,6 +1,6 @@
 
 <file path=word/document.xml><?xml version="1.0" encoding="utf-8"?>
-<w:document xmlns:wpc="http://schemas.microsoft.com/office/word/2010/wordprocessingCanvas" xmlns:cx="http://schemas.microsoft.com/office/drawing/2014/chartex" xmlns:cx1="http://schemas.microsoft.com/office/drawing/2015/9/8/chartex" xmlns:cx2="http://schemas.microsoft.com/office/drawing/2015/10/21/chartex" xmlns:cx3="http://schemas.microsoft.com/office/drawing/2016/5/9/chartex" xmlns:cx4="http://schemas.microsoft.com/office/drawing/2016/5/10/chartex" xmlns:cx5="http://schemas.microsoft.com/office/drawing/2016/5/11/chartex" xmlns:cx6="http://schemas.microsoft.com/office/drawing/2016/5/12/chartex" xmlns:cx7="http://schemas.microsoft.com/office/drawing/2016/5/13/chartex" xmlns:cx8="http://schemas.microsoft.com/office/drawing/2016/5/14/chartex" xmlns:mc="http://schemas.openxmlformats.org/markup-compatibility/2006" xmlns:aink="http://schemas.microsoft.com/office/drawing/2016/ink" xmlns:am3d="http://schemas.microsoft.com/office/drawing/2017/model3d" xmlns:o="urn:schemas-microsoft-com:office:office" xmlns:oel="http://schemas.microsoft.com/office/2019/extlst" xmlns:r="http://schemas.openxmlformats.org/officeDocument/2006/relationships" xmlns:m="http://schemas.openxmlformats.org/officeDocument/2006/math" xmlns:v="urn:schemas-microsoft-com:vml" xmlns:wp14="http://schemas.microsoft.com/office/word/2010/wordprocessingDrawing" xmlns:wp="http://schemas.openxmlformats.org/drawingml/2006/wordprocessingDrawing" xmlns:w10="urn:schemas-microsoft-com:office:word" xmlns:w="http://schemas.openxmlformats.org/wordprocessingml/2006/main" xmlns:w14="http://schemas.microsoft.com/office/word/2010/wordml" xmlns:w15="http://schemas.microsoft.com/office/word/2012/wordml" xmlns:w16cei="http://schemas.microsoft.com/office/word/2026/wordml/cei" xmlns:w16cex="http://schemas.microsoft.com/office/word/2018/wordml/cex" xmlns:w16cid="http://schemas.microsoft.com/office/word/2016/wordml/cid" xmlns:w16="http://schemas.microsoft.com/office/word/2018/wordml" xmlns:w16du="http://schemas.microsoft.com/office/word/2023/wordml/word16du" xmlns:w16sdtdh="http://schemas.microsoft.com/office/word/2020/wordml/sdtdatahash" xmlns:w16sdtfl="http://schemas.microsoft.com/office/word/2024/wordml/sdtformatlock" xmlns:w16se="http://schemas.microsoft.com/office/word/2015/wordml/symex" xmlns:wpg="http://schemas.microsoft.com/office/word/2010/wordprocessingGroup" xmlns:wpi="http://schemas.microsoft.com/office/word/2010/wordprocessingInk" xmlns:wne="http://schemas.microsoft.com/office/word/2006/wordml" xmlns:wps="http://schemas.microsoft.com/office/word/2010/wordprocessingShape" mc:Ignorable="w14 w15 w16se w16cid w16 w16cex w16sdtdh w16sdtfl w16du wp14">
+<w:document xmlns:wpc="http://schemas.microsoft.com/office/word/2010/wordprocessingCanvas" xmlns:cx="http://schemas.microsoft.com/office/drawing/2014/chartex" xmlns:cx1="http://schemas.microsoft.com/office/drawing/2015/9/8/chartex" xmlns:cx2="http://schemas.microsoft.com/office/drawing/2015/10/21/chartex" xmlns:cx3="http://schemas.microsoft.com/office/drawing/2016/5/9/chartex" xmlns:cx4="http://schemas.microsoft.com/office/drawing/2016/5/10/chartex" xmlns:cx5="http://schemas.microsoft.com/office/drawing/2016/5/11/chartex" xmlns:cx6="http://schemas.microsoft.com/office/drawing/2016/5/12/chartex" xmlns:cx7="http://schemas.microsoft.com/office/drawing/2016/5/13/chartex" xmlns:cx8="http://schemas.microsoft.com/office/drawing/2016/5/14/chartex" xmlns:mc="http://schemas.openxmlformats.org/markup-compatibility/2006" xmlns:aink="http://schemas.microsoft.com/office/drawing/2016/ink" xmlns:am3d="http://schemas.microsoft.com/office/drawing/2017/model3d" xmlns:o="urn:schemas-microsoft-com:office:office" xmlns:oel="http://schemas.microsoft.com/office/2019/extlst" xmlns:r="http://schemas.openxmlformats.org/officeDocument/2006/relationships" xmlns:m="http://schemas.openxmlformats.org/officeDocument/2006/math" xmlns:v="urn:schemas-microsoft-com:vml" xmlns:wp14="http://schemas.microsoft.com/office/word/2010/wordprocessingDrawing" xmlns:wp="http://schemas.openxmlformats.org/drawingml/2006/wordprocessingDrawing" xmlns:w10="urn:schemas-microsoft-com:office:word" xmlns:w="http://schemas.openxmlformats.org/wordprocessingml/2006/main" xmlns:w14="http://schemas.microsoft.com/office/word/2010/wordml" xmlns:w15="http://schemas.microsoft.com/office/word/2012/wordml" xmlns:w16cex="http://schemas.microsoft.com/office/word/2018/wordml/cex" xmlns:w16cid="http://schemas.microsoft.com/office/word/2016/wordml/cid" xmlns:w16="http://schemas.microsoft.com/office/word/2018/wordml" xmlns:w16du="http://schemas.microsoft.com/office/word/2023/wordml/word16du" xmlns:w16sdtdh="http://schemas.microsoft.com/office/word/2020/wordml/sdtdatahash" xmlns:w16sdtfl="http://schemas.microsoft.com/office/word/2024/wordml/sdtformatlock" xmlns:w16se="http://schemas.microsoft.com/office/word/2015/wordml/symex" xmlns:wpg="http://schemas.microsoft.com/office/word/2010/wordprocessingGroup" xmlns:wpi="http://schemas.microsoft.com/office/word/2010/wordprocessingInk" xmlns:wne="http://schemas.microsoft.com/office/word/2006/wordml" xmlns:wps="http://schemas.microsoft.com/office/word/2010/wordprocessingShape" mc:Ignorable="w14 w15 w16se w16cid w16 w16cex w16sdtdh w16sdtfl w16du wp14">
   <w:body>
     <w:p>
       <w:pPr>
@@ -45,6 +45,47 @@
           <w:lang w:val="es-ES"/>
         </w:rPr>
       </w:pPr>
+      <w:r>
+        <w:rPr>
+          <w:b/>
+          <w:bCs/>
+          <w:lang w:val="es-ES"/>
+        </w:rPr>
+        <w:t xml:space="preserve">Debemos de responder porque elegimos la fuente </w:t>
+      </w:r>
+      <w:r>
+        <w:rPr>
+          <w:b/>
+          <w:bCs/>
+          <w:lang w:val="es-ES"/>
+        </w:rPr>
+        <w:t>co_transacciones_habi.csv</w:t>
+      </w:r>
+      <w:r>
+        <w:rPr>
+          <w:b/>
+          <w:bCs/>
+          <w:lang w:val="es-ES"/>
+        </w:rPr>
+        <w:t xml:space="preserve"> y no las demás algo breve muy corto?</w:t>
+      </w:r>
+    </w:p>
+    <w:p>
+      <w:r>
+        <w:rPr>
+          <w:i/>
+        </w:rPr>
+        <w:t>Porque es la unica fuente en pesos colombianos y con transacciones individuales (no un indice agregado) que trae las caracteristicas de la vivienda (area, alcobas, banos, ciudad, tipo) necesarias para responder la pregunta de investigacion. Las demas quedan descartadas por moneda/pais distinto (India, USA) o por ser un indice mensual sin datos por propiedad (XML).</w:t>
+      </w:r>
+    </w:p>
+    <w:p>
+      <w:pPr>
+        <w:rPr>
+          <w:b/>
+          <w:bCs/>
+          <w:lang w:val="es-ES"/>
+        </w:rPr>
+      </w:pPr>
     </w:p>
     <w:p>
       <w:pPr>
@@ -68,6 +109,19 @@
         <w:t>¿Cuánto debería costar una vivienda en Colombia según sus características?</w:t>
       </w:r>
     </w:p>
+    <w:p>
+      <w:r>
+        <w:t>Dar un breve comentario de porque esto es importante conocerlo o de resolver esa pregunta de investigacion?</w:t>
+      </w:r>
+    </w:p>
+    <w:p>
+      <w:r>
+        <w:rPr>
+          <w:i/>
+        </w:rPr>
+        <w:t>Habi compra, remodela y vende inmuebles: si el precio estimado esta mal, la empresa pierde dinero en cada operacion (paga de mas al comprar o vende por debajo del valor real). Tener un modelo que estime el precio a partir de las caracteristicas del inmueble reduce esa dependencia de la valoracion manual/subjetiva y hace repetible y escalable la decision de precio.</w:t>
+      </w:r>
+    </w:p>
     <w:p/>
     <w:p>
       <w:pPr>
@@ -84,6 +138,22 @@
           <w:lang w:val="es-ES"/>
         </w:rPr>
         <w:t>Conceptos Modelado Por Capas</w:t>
+      </w:r>
+    </w:p>
+    <w:p>
+      <w:pPr>
+        <w:rPr>
+          <w:b/>
+          <w:bCs/>
+          <w:lang w:val="es-ES"/>
+        </w:rPr>
+      </w:pPr>
+      <w:r>
+        <w:rPr>
+          <w:b/>
+          <w:bCs/>
+        </w:rPr>
+        <w:t>Defina explícitamente qué significa cada capa en su solución: qué entra en raw, qué responsabilidad tiene staging y qué caracteriza a consumo</w:t>
       </w:r>
     </w:p>
     <w:p>
@@ -109,6 +179,14 @@
       </w:r>
     </w:p>
     <w:p>
+      <w:r>
+        <w:rPr>
+          <w:i/>
+        </w:rPr>
+        <w:t>Aterrizaje 1:1 de la fuente, sin transformar. Todas las columnas quedan como STRING, tal como llegan del CSV/XML/JSON/API, mas una columna de auditoria (load_date). Su responsabilidad es preservar el dato de origen para trazabilidad y reproceso, no la calidad del dato.</w:t>
+      </w:r>
+    </w:p>
+    <w:p>
       <w:pPr>
         <w:pStyle w:val="Prrafodelista"/>
         <w:numPr>
@@ -131,6 +209,14 @@
       </w:r>
     </w:p>
     <w:p>
+      <w:r>
+        <w:rPr>
+          <w:i/>
+        </w:rPr>
+        <w:t>Limpieza y estandarizacion. Aqui se castean los tipos (STRING -&gt; FLOAT64/INT64/DATE), se normaliza texto (ciudad, tipo, estado), se deduplica por id y se descartan registros que no sirven para el caso de uso (precio nulo). Responsabilidad: dejar datos confiables y tipados a nivel de transaccion individual.</w:t>
+      </w:r>
+    </w:p>
+    <w:p>
       <w:pPr>
         <w:pStyle w:val="Prrafodelista"/>
         <w:numPr>
@@ -153,6 +239,14 @@
       </w:r>
     </w:p>
     <w:p>
+      <w:r>
+        <w:rPr>
+          <w:i/>
+        </w:rPr>
+        <w:t>Capa orientada al modelo/analista. Genera las features derivadas (precio_por_m2, log_precio_cop, variables temporales, etc.) y el split train/test reproducible, y es la unica capa protegida por un contrato de datos validado automaticamente. Caracterizada por estar modelada para consumo, no para preservar el dato crudo.</w:t>
+      </w:r>
+    </w:p>
+    <w:p>
       <w:pPr>
         <w:pStyle w:val="Prrafodelista"/>
         <w:rPr>
@@ -187,6 +281,56 @@
           <w:lang w:val="es-ES"/>
         </w:rPr>
       </w:pPr>
+      <w:r>
+        <w:rPr>
+          <w:b/>
+          <w:bCs/>
+          <w:lang w:val="es-ES"/>
+        </w:rPr>
+        <w:t>Expliquemos que transformaciones hicimos y que pruebas hicimos y como las podemos ejecutar en ambiente desarrollo.</w:t>
+      </w:r>
+    </w:p>
+    <w:p>
+      <w:pPr>
+        <w:rPr>
+          <w:b/>
+          <w:bCs/>
+          <w:lang w:val="es-ES"/>
+        </w:rPr>
+      </w:pPr>
+      <w:r>
+        <w:rPr>
+          <w:b/>
+          <w:bCs/>
+          <w:lang w:val="es-ES"/>
+        </w:rPr>
+        <w:t>Documentemos cada decisión de la transformación usando el archivo EDA</w:t>
+      </w:r>
+    </w:p>
+    <w:p>
+      <w:r>
+        <w:rPr>
+          <w:i/>
+        </w:rPr>
+        <w:t>Sobre co_transacciones_habi.csv aplicamos, en transformaciones.py (raw -&gt; staging): normalizacion de ciudad (13 variantes -&gt; 6 ciudades reales), normalizacion de tipo/estado, casteo de tipos numericos y fecha, descarte de registros sin precio_cop (variable objetivo) y deduplicacion por id. Cada una de estas reglas esta justificada con evidencia cuantitativa en pipeline_gcp/EDA/EDA.ipynb (Seccion 2): por ejemplo, 367 filas (~0.80%) sin precio, 900 ids repetidos (1.800 filas), 0 fallos de casteo.</w:t>
+      </w:r>
+    </w:p>
+    <w:p>
+      <w:r>
+        <w:rPr>
+          <w:i/>
+        </w:rPr>
+        <w:t>Estas reglas estan cubiertas por 6 pruebas unitarias en airflow/scripts/tests/test_transformaciones.py, cada una atada 1:1 a un hallazgo del EDA. Se ejecutan en ambiente de desarrollo con:</w:t>
+      </w:r>
+    </w:p>
+    <w:p>
+      <w:r>
+        <w:rPr>
+          <w:rFonts w:ascii="Consolas" w:hAnsi="Consolas"/>
+          <w:sz w:val="19"/>
+        </w:rPr>
+        <w:t>docker compose exec airflow env PYTHONPATH=/opt/airflow/scripts python -m pytest /opt/airflow/scripts/tests -v</w:t>
+      </w:r>
     </w:p>
     <w:p>
       <w:pPr>
@@ -222,6 +366,96 @@
           <w:lang w:val="es-ES"/>
         </w:rPr>
       </w:pPr>
+      <w:r>
+        <w:rPr>
+          <w:b/>
+          <w:bCs/>
+          <w:lang w:val="es-ES"/>
+        </w:rPr>
+        <w:t>Hagamos una breve explicación de lo que hicimos en esta capa para la carga del csv.</w:t>
+      </w:r>
+    </w:p>
+    <w:p>
+      <w:pPr>
+        <w:rPr>
+          <w:b/>
+          <w:bCs/>
+          <w:lang w:val="es-ES"/>
+        </w:rPr>
+      </w:pPr>
+      <w:r>
+        <w:rPr>
+          <w:b/>
+          <w:bCs/>
+          <w:lang w:val="es-ES"/>
+        </w:rPr>
+        <w:t>Descripcion del punto</w:t>
+      </w:r>
+    </w:p>
+    <w:p>
+      <w:pPr>
+        <w:rPr>
+          <w:b/>
+          <w:bCs/>
+          <w:lang w:val="es-ES"/>
+        </w:rPr>
+      </w:pPr>
+      <w:r>
+        <w:rPr>
+          <w:b/>
+          <w:bCs/>
+          <w:lang w:val="es-ES"/>
+        </w:rPr>
+        <w:t>“</w:t>
+      </w:r>
+      <w:r>
+        <w:rPr>
+          <w:b/>
+          <w:bCs/>
+        </w:rPr>
+        <w:t xml:space="preserve">Capa de consumo — el modelo lo elige usted No es obligatorio llegar a un modelo relacional. Si considera que otro paradigma es más idóneo para su caso, úselo y justifíquelo. Opciones válidas, entre otras: • Relacional / SQL (esquema </w:t>
+      </w:r>
+      <w:r>
+        <w:rPr>
+          <w:b/>
+          <w:bCs/>
+        </w:rPr>
+        <w:lastRenderedPageBreak/>
+        <w:t>estrella, tablas de hechos y dimensiones, etc.). • Clave-valor, documentos, columnar o grafos (NoSQL) si encaja mejor con el problema. • Una combinación, si lo argumenta. Lo que evaluamos no es el paradigma elegido, sino que la elección esté bien razonada para el problema y el patrón de consumo.</w:t>
+      </w:r>
+      <w:r>
+        <w:rPr>
+          <w:b/>
+          <w:bCs/>
+          <w:lang w:val="es-ES"/>
+        </w:rPr>
+        <w:t>”</w:t>
+      </w:r>
+    </w:p>
+    <w:p>
+      <w:r>
+        <w:rPr>
+          <w:i/>
+        </w:rPr>
+        <w:t>Para co_transacciones_habi.csv, la capa de consumo (consumo.py) toma stg_transaccioneshabi, calcula features derivadas (precio por m2, log del precio, ratios banos/alcobas y area/alcoba, ano/mes/trimestre/dia de semana) y asigna un split train/test reproducible (hash deterministico sobre el id, no aleatorio en cada corrida). El resultado se materializa en 3 tablas: ml_features_transacciones (todo), ml_train_transacciones y ml_test_transacciones.</w:t>
+      </w:r>
+    </w:p>
+    <w:p>
+      <w:r>
+        <w:rPr>
+          <w:i/>
+        </w:rPr>
+        <w:t>Paradigma elegido: relacional/SQL sobre BigQuery, justificado porque (1) el dato ya es tabular por naturaleza (una fila = una transaccion con atributos fijos), (2) el consumidor final es un modelo de ML tradicional (scikit-learn/XGBoost) que espera una tabla de features, y (3) todo el pipeline ya vive en BigQuery, por lo que un esquema NoSQL agregaria complejidad de integracion sin un beneficio real (no hay relaciones jerarquicas, de grafo, ni necesidad de escritura masiva no estructurada).</w:t>
+      </w:r>
+    </w:p>
+    <w:p>
+      <w:pPr>
+        <w:rPr>
+          <w:b/>
+          <w:bCs/>
+          <w:lang w:val="es-ES"/>
+        </w:rPr>
+      </w:pPr>
     </w:p>
     <w:p>
       <w:pPr>
@@ -248,69 +482,96 @@
           <w:lang w:val="es-ES"/>
         </w:rPr>
       </w:pPr>
-    </w:p>
-    <w:p>
-      <w:pPr>
-        <w:rPr>
-          <w:b/>
-          <w:bCs/>
-          <w:lang w:val="es-ES"/>
-        </w:rPr>
-      </w:pPr>
-      <w:r>
-        <w:rPr>
-          <w:b/>
-          <w:bCs/>
-          <w:lang w:val="es-ES"/>
-        </w:rPr>
-        <w:t>Arquitectura</w:t>
-      </w:r>
-    </w:p>
-    <w:p>
-      <w:pPr>
-        <w:pStyle w:val="Prrafodelista"/>
-        <w:numPr>
-          <w:ilvl w:val="0"/>
-          <w:numId w:val="1"/>
-        </w:numPr>
-        <w:rPr>
-          <w:b/>
-          <w:bCs/>
-          <w:lang w:val="es-ES"/>
-        </w:rPr>
-      </w:pPr>
-      <w:r>
-        <w:rPr>
-          <w:b/>
-          <w:bCs/>
-          <w:lang w:val="es-ES"/>
-        </w:rPr>
-        <w:t>Estructura de Carpetas</w:t>
-      </w:r>
-    </w:p>
-    <w:p>
-      <w:pPr>
-        <w:pStyle w:val="Prrafodelista"/>
-        <w:numPr>
-          <w:ilvl w:val="0"/>
-          <w:numId w:val="1"/>
-        </w:numPr>
-        <w:rPr>
-          <w:b/>
-          <w:bCs/>
-          <w:lang w:val="es-ES"/>
-        </w:rPr>
-      </w:pPr>
-      <w:proofErr w:type="spellStart"/>
-      <w:r>
-        <w:rPr>
-          <w:b/>
-          <w:bCs/>
-          <w:lang w:val="es-ES"/>
-        </w:rPr>
-        <w:t>Trade-Offs</w:t>
-      </w:r>
-      <w:proofErr w:type="spellEnd"/>
+      <w:r>
+        <w:rPr>
+          <w:b/>
+          <w:bCs/>
+          <w:lang w:val="es-ES"/>
+        </w:rPr>
+        <w:t>Descripcion del punto:</w:t>
+      </w:r>
+    </w:p>
+    <w:p>
+      <w:pPr>
+        <w:rPr>
+          <w:b/>
+          <w:bCs/>
+          <w:lang w:val="es-ES"/>
+        </w:rPr>
+      </w:pPr>
+      <w:r>
+        <w:rPr>
+          <w:b/>
+          <w:bCs/>
+          <w:lang w:val="es-ES"/>
+        </w:rPr>
+        <w:t>“</w:t>
+      </w:r>
+      <w:r>
+        <w:rPr>
+          <w:b/>
+          <w:bCs/>
+        </w:rPr>
+        <w:t>Defina al menos un contrato de datos versionado sobre su capa de consumo (esquema, tipos, restricciones, dueño, frescura), validable automáticamente.</w:t>
+      </w:r>
+      <w:r>
+        <w:rPr>
+          <w:b/>
+          <w:bCs/>
+          <w:lang w:val="es-ES"/>
+        </w:rPr>
+        <w:t>”</w:t>
+      </w:r>
+    </w:p>
+    <w:p>
+      <w:pPr>
+        <w:rPr>
+          <w:b/>
+          <w:bCs/>
+          <w:lang w:val="es-ES"/>
+        </w:rPr>
+      </w:pPr>
+      <w:r>
+        <w:rPr>
+          <w:b/>
+          <w:bCs/>
+          <w:lang w:val="es-ES"/>
+        </w:rPr>
+        <w:t>Hagamos una breve explicación de lo que hicimos en cada contrato que desarrollamos.</w:t>
+      </w:r>
+    </w:p>
+    <w:p>
+      <w:r>
+        <w:rPr>
+          <w:i/>
+        </w:rPr>
+        <w:t>Definimos 3 contratos YAML versionados (contratos/consumo/*.yml), uno por tabla de consumo, validados automaticamente por validador_contratos.py al final de paso_consumption.py (si falla una regla, la tarea de Airflow falla y el pipeline no continua):</w:t>
+      </w:r>
+    </w:p>
+    <w:p>
+      <w:r>
+        <w:rPr>
+          <w:i/>
+        </w:rPr>
+        <w:t>• ml_features_transacciones.yml: dueno data-platform@habi.co, freshness de 7 dias sobre _feature_set_at, row_count.min: 1, y restricciones por columna (not_null, unique en propiedad_id, allowed_values en estado/split, rangos geograficos validos para Colombia en lat/lon, y un minimo de 10.000.000 COP en precio_cop para filtrar errores de captura).</w:t>
+      </w:r>
+    </w:p>
+    <w:p>
+      <w:r>
+        <w:rPr>
+          <w:i/>
+        </w:rPr>
+        <w:t>• ml_train_transacciones.yml / ml_test_transacciones.yml: mismas restricciones de columna que el anterior, sin split ni freshness (son subconjuntos materializados, no la fuente de verdad).</w:t>
+      </w:r>
+    </w:p>
+    <w:p>
+      <w:pPr>
+        <w:rPr>
+          <w:b/>
+          <w:bCs/>
+          <w:lang w:val="es-ES"/>
+        </w:rPr>
+      </w:pPr>
     </w:p>
     <w:p>
       <w:pPr>
@@ -336,6 +597,39 @@
           <w:lang w:val="es-ES"/>
         </w:rPr>
         <w:t>Análisis del Negocio</w:t>
+      </w:r>
+    </w:p>
+    <w:p>
+      <w:pPr>
+        <w:rPr>
+          <w:b/>
+          <w:bCs/>
+          <w:lang w:val="es-ES"/>
+        </w:rPr>
+      </w:pPr>
+      <w:r>
+        <w:rPr>
+          <w:b/>
+          <w:bCs/>
+          <w:lang w:val="es-ES"/>
+        </w:rPr>
+        <w:t>Hagamos un breve comentario del análisis de negocio del problema que resuleve este proyecto</w:t>
+      </w:r>
+      <w:r>
+        <w:rPr>
+          <w:b/>
+          <w:bCs/>
+          <w:lang w:val="es-ES"/>
+        </w:rPr>
+        <w:t>, para alguien que no es tecnico</w:t>
+      </w:r>
+    </w:p>
+    <w:p>
+      <w:r>
+        <w:rPr>
+          <w:i/>
+        </w:rPr>
+        <w:t>Habi compra casas y apartamentos, los mejora y los vuelve a vender. Para ganar dinero en ese negocio necesita saber, con la mayor precision posible, cuanto vale realmente un inmueble antes de comprarlo y despues de remodelarlo. Este proyecto construye la tuberia de datos que junta la informacion de esas transacciones (ubicacion, tamano, tipo de inmueble, precio) y la deja lista y confiable para que un modelo prediga ese precio automaticamente, en vez de depender de una estimacion manual caso por caso.</w:t>
       </w:r>
     </w:p>
     <w:sectPr>
@@ -349,7 +643,7 @@
 </file>
 
 <file path=word/numbering.xml><?xml version="1.0" encoding="utf-8"?>
-<w:numbering xmlns:wpc="http://schemas.microsoft.com/office/word/2010/wordprocessingCanvas" xmlns:cx="http://schemas.microsoft.com/office/drawing/2014/chartex" xmlns:cx1="http://schemas.microsoft.com/office/drawing/2015/9/8/chartex" xmlns:cx2="http://schemas.microsoft.com/office/drawing/2015/10/21/chartex" xmlns:cx3="http://schemas.microsoft.com/office/drawing/2016/5/9/chartex" xmlns:cx4="http://schemas.microsoft.com/office/drawing/2016/5/10/chartex" xmlns:cx5="http://schemas.microsoft.com/office/drawing/2016/5/11/chartex" xmlns:cx6="http://schemas.microsoft.com/office/drawing/2016/5/12/chartex" xmlns:cx7="http://schemas.microsoft.com/office/drawing/2016/5/13/chartex" xmlns:cx8="http://schemas.microsoft.com/office/drawing/2016/5/14/chartex" xmlns:mc="http://schemas.openxmlformats.org/markup-compatibility/2006" xmlns:aink="http://schemas.microsoft.com/office/drawing/2016/ink" xmlns:am3d="http://schemas.microsoft.com/office/drawing/2017/model3d" xmlns:o="urn:schemas-microsoft-com:office:office" xmlns:oel="http://schemas.microsoft.com/office/2019/extlst" xmlns:r="http://schemas.openxmlformats.org/officeDocument/2006/relationships" xmlns:m="http://schemas.openxmlformats.org/officeDocument/2006/math" xmlns:v="urn:schemas-microsoft-com:vml" xmlns:wp14="http://schemas.microsoft.com/office/word/2010/wordprocessingDrawing" xmlns:wp="http://schemas.openxmlformats.org/drawingml/2006/wordprocessingDrawing" xmlns:w10="urn:schemas-microsoft-com:office:word" xmlns:w="http://schemas.openxmlformats.org/wordprocessingml/2006/main" xmlns:w14="http://schemas.microsoft.com/office/word/2010/wordml" xmlns:w15="http://schemas.microsoft.com/office/word/2012/wordml" xmlns:w16cei="http://schemas.microsoft.com/office/word/2026/wordml/cei" xmlns:w16cex="http://schemas.microsoft.com/office/word/2018/wordml/cex" xmlns:w16cid="http://schemas.microsoft.com/office/word/2016/wordml/cid" xmlns:w16="http://schemas.microsoft.com/office/word/2018/wordml" xmlns:w16du="http://schemas.microsoft.com/office/word/2023/wordml/word16du" xmlns:w16sdtdh="http://schemas.microsoft.com/office/word/2020/wordml/sdtdatahash" xmlns:w16sdtfl="http://schemas.microsoft.com/office/word/2024/wordml/sdtformatlock" xmlns:w16se="http://schemas.microsoft.com/office/word/2015/wordml/symex" xmlns:wpg="http://schemas.microsoft.com/office/word/2010/wordprocessingGroup" xmlns:wpi="http://schemas.microsoft.com/office/word/2010/wordprocessingInk" xmlns:wne="http://schemas.microsoft.com/office/word/2006/wordml" xmlns:wps="http://schemas.microsoft.com/office/word/2010/wordprocessingShape" mc:Ignorable="w14 w15 w16se w16cid w16 w16cex w16sdtdh w16sdtfl w16du wp14">
+<w:numbering xmlns:wpc="http://schemas.microsoft.com/office/word/2010/wordprocessingCanvas" xmlns:cx="http://schemas.microsoft.com/office/drawing/2014/chartex" xmlns:cx1="http://schemas.microsoft.com/office/drawing/2015/9/8/chartex" xmlns:cx2="http://schemas.microsoft.com/office/drawing/2015/10/21/chartex" xmlns:cx3="http://schemas.microsoft.com/office/drawing/2016/5/9/chartex" xmlns:cx4="http://schemas.microsoft.com/office/drawing/2016/5/10/chartex" xmlns:cx5="http://schemas.microsoft.com/office/drawing/2016/5/11/chartex" xmlns:cx6="http://schemas.microsoft.com/office/drawing/2016/5/12/chartex" xmlns:cx7="http://schemas.microsoft.com/office/drawing/2016/5/13/chartex" xmlns:cx8="http://schemas.microsoft.com/office/drawing/2016/5/14/chartex" xmlns:mc="http://schemas.openxmlformats.org/markup-compatibility/2006" xmlns:aink="http://schemas.microsoft.com/office/drawing/2016/ink" xmlns:am3d="http://schemas.microsoft.com/office/drawing/2017/model3d" xmlns:o="urn:schemas-microsoft-com:office:office" xmlns:oel="http://schemas.microsoft.com/office/2019/extlst" xmlns:r="http://schemas.openxmlformats.org/officeDocument/2006/relationships" xmlns:m="http://schemas.openxmlformats.org/officeDocument/2006/math" xmlns:v="urn:schemas-microsoft-com:vml" xmlns:wp14="http://schemas.microsoft.com/office/word/2010/wordprocessingDrawing" xmlns:wp="http://schemas.openxmlformats.org/drawingml/2006/wordprocessingDrawing" xmlns:w10="urn:schemas-microsoft-com:office:word" xmlns:w="http://schemas.openxmlformats.org/wordprocessingml/2006/main" xmlns:w14="http://schemas.microsoft.com/office/word/2010/wordml" xmlns:w15="http://schemas.microsoft.com/office/word/2012/wordml" xmlns:w16cex="http://schemas.microsoft.com/office/word/2018/wordml/cex" xmlns:w16cid="http://schemas.microsoft.com/office/word/2016/wordml/cid" xmlns:w16="http://schemas.microsoft.com/office/word/2018/wordml" xmlns:w16du="http://schemas.microsoft.com/office/word/2023/wordml/word16du" xmlns:w16sdtdh="http://schemas.microsoft.com/office/word/2020/wordml/sdtdatahash" xmlns:w16sdtfl="http://schemas.microsoft.com/office/word/2024/wordml/sdtformatlock" xmlns:w16se="http://schemas.microsoft.com/office/word/2015/wordml/symex" xmlns:wpg="http://schemas.microsoft.com/office/word/2010/wordprocessingGroup" xmlns:wpi="http://schemas.microsoft.com/office/word/2010/wordprocessingInk" xmlns:wne="http://schemas.microsoft.com/office/word/2006/wordml" xmlns:wps="http://schemas.microsoft.com/office/word/2010/wordprocessingShape" mc:Ignorable="w14 w15 w16se w16cid w16 w16cex w16sdtdh w16sdtfl w16du wp14">
   <w:abstractNum w:abstractNumId="0" w15:restartNumberingAfterBreak="0">
     <w:nsid w:val="6C443D65"/>
     <w:multiLevelType w:val="hybridMultilevel"/>

--- a/Documentacion/Documento Final.docx
+++ b/Documentacion/Documento Final.docx
@@ -1,20 +1,24 @@
 
 <file path=word/document.xml><?xml version="1.0" encoding="utf-8"?>
-<w:document xmlns:wpc="http://schemas.microsoft.com/office/word/2010/wordprocessingCanvas" xmlns:cx="http://schemas.microsoft.com/office/drawing/2014/chartex" xmlns:cx1="http://schemas.microsoft.com/office/drawing/2015/9/8/chartex" xmlns:cx2="http://schemas.microsoft.com/office/drawing/2015/10/21/chartex" xmlns:cx3="http://schemas.microsoft.com/office/drawing/2016/5/9/chartex" xmlns:cx4="http://schemas.microsoft.com/office/drawing/2016/5/10/chartex" xmlns:cx5="http://schemas.microsoft.com/office/drawing/2016/5/11/chartex" xmlns:cx6="http://schemas.microsoft.com/office/drawing/2016/5/12/chartex" xmlns:cx7="http://schemas.microsoft.com/office/drawing/2016/5/13/chartex" xmlns:cx8="http://schemas.microsoft.com/office/drawing/2016/5/14/chartex" xmlns:mc="http://schemas.openxmlformats.org/markup-compatibility/2006" xmlns:aink="http://schemas.microsoft.com/office/drawing/2016/ink" xmlns:am3d="http://schemas.microsoft.com/office/drawing/2017/model3d" xmlns:o="urn:schemas-microsoft-com:office:office" xmlns:oel="http://schemas.microsoft.com/office/2019/extlst" xmlns:r="http://schemas.openxmlformats.org/officeDocument/2006/relationships" xmlns:m="http://schemas.openxmlformats.org/officeDocument/2006/math" xmlns:v="urn:schemas-microsoft-com:vml" xmlns:wp14="http://schemas.microsoft.com/office/word/2010/wordprocessingDrawing" xmlns:wp="http://schemas.openxmlformats.org/drawingml/2006/wordprocessingDrawing" xmlns:w10="urn:schemas-microsoft-com:office:word" xmlns:w="http://schemas.openxmlformats.org/wordprocessingml/2006/main" xmlns:w14="http://schemas.microsoft.com/office/word/2010/wordml" xmlns:w15="http://schemas.microsoft.com/office/word/2012/wordml" xmlns:w16cex="http://schemas.microsoft.com/office/word/2018/wordml/cex" xmlns:w16cid="http://schemas.microsoft.com/office/word/2016/wordml/cid" xmlns:w16="http://schemas.microsoft.com/office/word/2018/wordml" xmlns:w16du="http://schemas.microsoft.com/office/word/2023/wordml/word16du" xmlns:w16sdtdh="http://schemas.microsoft.com/office/word/2020/wordml/sdtdatahash" xmlns:w16sdtfl="http://schemas.microsoft.com/office/word/2024/wordml/sdtformatlock" xmlns:w16se="http://schemas.microsoft.com/office/word/2015/wordml/symex" xmlns:wpg="http://schemas.microsoft.com/office/word/2010/wordprocessingGroup" xmlns:wpi="http://schemas.microsoft.com/office/word/2010/wordprocessingInk" xmlns:wne="http://schemas.microsoft.com/office/word/2006/wordml" xmlns:wps="http://schemas.microsoft.com/office/word/2010/wordprocessingShape" mc:Ignorable="w14 w15 w16se w16cid w16 w16cex w16sdtdh w16sdtfl w16du wp14">
+<w:document xmlns:wpc="http://schemas.microsoft.com/office/word/2010/wordprocessingCanvas" xmlns:cx="http://schemas.microsoft.com/office/drawing/2014/chartex" xmlns:cx1="http://schemas.microsoft.com/office/drawing/2015/9/8/chartex" xmlns:cx2="http://schemas.microsoft.com/office/drawing/2015/10/21/chartex" xmlns:cx3="http://schemas.microsoft.com/office/drawing/2016/5/9/chartex" xmlns:cx4="http://schemas.microsoft.com/office/drawing/2016/5/10/chartex" xmlns:cx5="http://schemas.microsoft.com/office/drawing/2016/5/11/chartex" xmlns:cx6="http://schemas.microsoft.com/office/drawing/2016/5/12/chartex" xmlns:cx7="http://schemas.microsoft.com/office/drawing/2016/5/13/chartex" xmlns:cx8="http://schemas.microsoft.com/office/drawing/2016/5/14/chartex" xmlns:mc="http://schemas.openxmlformats.org/markup-compatibility/2006" xmlns:aink="http://schemas.microsoft.com/office/drawing/2016/ink" xmlns:am3d="http://schemas.microsoft.com/office/drawing/2017/model3d" xmlns:o="urn:schemas-microsoft-com:office:office" xmlns:oel="http://schemas.microsoft.com/office/2019/extlst" xmlns:r="http://schemas.openxmlformats.org/officeDocument/2006/relationships" xmlns:m="http://schemas.openxmlformats.org/officeDocument/2006/math" xmlns:v="urn:schemas-microsoft-com:vml" xmlns:wp14="http://schemas.microsoft.com/office/word/2010/wordprocessingDrawing" xmlns:wp="http://schemas.openxmlformats.org/drawingml/2006/wordprocessingDrawing" xmlns:w10="urn:schemas-microsoft-com:office:word" xmlns:w="http://schemas.openxmlformats.org/wordprocessingml/2006/main" xmlns:w14="http://schemas.microsoft.com/office/word/2010/wordml" xmlns:w15="http://schemas.microsoft.com/office/word/2012/wordml" xmlns:w16cei="http://schemas.microsoft.com/office/word/2026/wordml/cei" xmlns:w16cex="http://schemas.microsoft.com/office/word/2018/wordml/cex" xmlns:w16cid="http://schemas.microsoft.com/office/word/2016/wordml/cid" xmlns:w16="http://schemas.microsoft.com/office/word/2018/wordml" xmlns:w16du="http://schemas.microsoft.com/office/word/2023/wordml/word16du" xmlns:w16sdtdh="http://schemas.microsoft.com/office/word/2020/wordml/sdtdatahash" xmlns:w16sdtfl="http://schemas.microsoft.com/office/word/2024/wordml/sdtformatlock" xmlns:w16se="http://schemas.microsoft.com/office/word/2015/wordml/symex" xmlns:wpg="http://schemas.microsoft.com/office/word/2010/wordprocessingGroup" xmlns:wpi="http://schemas.microsoft.com/office/word/2010/wordprocessingInk" xmlns:wne="http://schemas.microsoft.com/office/word/2006/wordml" xmlns:wps="http://schemas.microsoft.com/office/word/2010/wordprocessingShape" mc:Ignorable="w14 w15 w16se w16cid w16 w16cex w16sdtdh w16sdtfl w16du wp14">
   <w:body>
     <w:p>
       <w:pPr>
         <w:jc w:val="center"/>
         <w:rPr>
-          <w:b/>
-          <w:bCs/>
-          <w:lang w:val="es-ES"/>
-        </w:rPr>
-      </w:pPr>
-      <w:r>
-        <w:rPr>
-          <w:b/>
-          <w:bCs/>
+          <w:rFonts w:ascii="Arial" w:hAnsi="Arial" w:cs="Arial"/>
+          <w:b/>
+          <w:bCs/>
+          <w:color w:val="215E99" w:themeColor="text2" w:themeTint="BF"/>
+          <w:lang w:val="es-ES"/>
+        </w:rPr>
+      </w:pPr>
+      <w:r>
+        <w:rPr>
+          <w:rFonts w:ascii="Arial" w:hAnsi="Arial" w:cs="Arial"/>
+          <w:b/>
+          <w:bCs/>
+          <w:color w:val="215E99" w:themeColor="text2" w:themeTint="BF"/>
           <w:lang w:val="es-ES"/>
         </w:rPr>
         <w:t>Pipeline de Ingesta, Procesamiento y Consumo GCP</w:t>
@@ -22,14 +26,17 @@
     </w:p>
     <w:p>
       <w:pPr>
-        <w:rPr>
-          <w:b/>
-          <w:bCs/>
-          <w:lang w:val="es-ES"/>
-        </w:rPr>
-      </w:pPr>
-      <w:r>
-        <w:rPr>
+        <w:jc w:val="both"/>
+        <w:rPr>
+          <w:rFonts w:ascii="Arial" w:hAnsi="Arial" w:cs="Arial"/>
+          <w:b/>
+          <w:bCs/>
+          <w:lang w:val="es-ES"/>
+        </w:rPr>
+      </w:pPr>
+      <w:r>
+        <w:rPr>
+          <w:rFonts w:ascii="Arial" w:hAnsi="Arial" w:cs="Arial"/>
           <w:b/>
           <w:bCs/>
           <w:lang w:val="es-ES"/>
@@ -39,64 +46,75 @@
     </w:p>
     <w:p>
       <w:pPr>
-        <w:rPr>
-          <w:b/>
-          <w:bCs/>
-          <w:lang w:val="es-ES"/>
-        </w:rPr>
-      </w:pPr>
-      <w:r>
-        <w:rPr>
-          <w:b/>
-          <w:bCs/>
-          <w:lang w:val="es-ES"/>
-        </w:rPr>
-        <w:t xml:space="preserve">Debemos de responder porque elegimos la fuente </w:t>
-      </w:r>
-      <w:r>
-        <w:rPr>
-          <w:b/>
-          <w:bCs/>
+        <w:jc w:val="both"/>
+        <w:rPr>
+          <w:rFonts w:ascii="Arial" w:hAnsi="Arial" w:cs="Arial"/>
+          <w:lang w:val="es-ES"/>
+        </w:rPr>
+      </w:pPr>
+      <w:r>
+        <w:rPr>
+          <w:rFonts w:ascii="Arial" w:hAnsi="Arial" w:cs="Arial"/>
+          <w:lang w:val="es-ES"/>
+        </w:rPr>
+        <w:t xml:space="preserve">Se escogió la fuente </w:t>
+      </w:r>
+      <w:r>
+        <w:rPr>
+          <w:rFonts w:ascii="Arial" w:hAnsi="Arial" w:cs="Arial"/>
+          <w:b/>
+          <w:bCs/>
+          <w:color w:val="215E99" w:themeColor="text2" w:themeTint="BF"/>
           <w:lang w:val="es-ES"/>
         </w:rPr>
         <w:t>co_transacciones_habi.csv</w:t>
       </w:r>
       <w:r>
         <w:rPr>
-          <w:b/>
-          <w:bCs/>
-          <w:lang w:val="es-ES"/>
-        </w:rPr>
-        <w:t xml:space="preserve"> y no las demás algo breve muy corto?</w:t>
-      </w:r>
-    </w:p>
-    <w:p>
-      <w:r>
-        <w:rPr>
-          <w:i/>
-        </w:rPr>
-        <w:t>Porque es la unica fuente en pesos colombianos y con transacciones individuales (no un indice agregado) que trae las caracteristicas de la vivienda (area, alcobas, banos, ciudad, tipo) necesarias para responder la pregunta de investigacion. Las demas quedan descartadas por moneda/pais distinto (India, USA) o por ser un indice mensual sin datos por propiedad (XML).</w:t>
-      </w:r>
-    </w:p>
-    <w:p>
-      <w:pPr>
-        <w:rPr>
-          <w:b/>
-          <w:bCs/>
-          <w:lang w:val="es-ES"/>
-        </w:rPr>
-      </w:pPr>
-    </w:p>
-    <w:p>
-      <w:pPr>
-        <w:rPr>
-          <w:b/>
-          <w:bCs/>
-          <w:lang w:val="es-ES"/>
-        </w:rPr>
-      </w:pPr>
-      <w:r>
-        <w:rPr>
+          <w:rFonts w:ascii="Arial" w:hAnsi="Arial" w:cs="Arial"/>
+          <w:lang w:val="es-ES"/>
+        </w:rPr>
+        <w:t xml:space="preserve"> porque es la única que contiene transacciones individuales en pesos colombianos y, además, incluye las características de las viviendas (área, alcobas, baños, ciudad y tipo) que se necesitan para responder la pregunta de investigación: ¿Cuánto debería costar una vivienda en Colombia según sus características?</w:t>
+      </w:r>
+    </w:p>
+    <w:p>
+      <w:pPr>
+        <w:jc w:val="both"/>
+        <w:rPr>
+          <w:rFonts w:ascii="Arial" w:hAnsi="Arial" w:cs="Arial"/>
+          <w:lang w:val="es-ES"/>
+        </w:rPr>
+      </w:pPr>
+      <w:r>
+        <w:rPr>
+          <w:rFonts w:ascii="Arial" w:hAnsi="Arial" w:cs="Arial"/>
+          <w:lang w:val="es-ES"/>
+        </w:rPr>
+        <w:t>Las demás fuentes se descartaron porque corresponden a otros países o monedas (India y Estados Unidos) y porque están más orientadas a realizar análisis de BI que a entrenar un modelo de ML.</w:t>
+      </w:r>
+    </w:p>
+    <w:p>
+      <w:pPr>
+        <w:jc w:val="both"/>
+        <w:rPr>
+          <w:rFonts w:ascii="Arial" w:hAnsi="Arial" w:cs="Arial"/>
+          <w:lang w:val="es-ES"/>
+        </w:rPr>
+      </w:pPr>
+    </w:p>
+    <w:p>
+      <w:pPr>
+        <w:jc w:val="both"/>
+        <w:rPr>
+          <w:rFonts w:ascii="Arial" w:hAnsi="Arial" w:cs="Arial"/>
+          <w:b/>
+          <w:bCs/>
+          <w:lang w:val="es-ES"/>
+        </w:rPr>
+      </w:pPr>
+      <w:r>
+        <w:rPr>
+          <w:rFonts w:ascii="Arial" w:hAnsi="Arial" w:cs="Arial"/>
           <w:b/>
           <w:bCs/>
           <w:lang w:val="es-ES"/>
@@ -105,55 +123,133 @@
       </w:r>
     </w:p>
     <w:p>
-      <w:r>
+      <w:pPr>
+        <w:jc w:val="both"/>
+        <w:rPr>
+          <w:rFonts w:ascii="Arial" w:hAnsi="Arial" w:cs="Arial"/>
+          <w:b/>
+          <w:bCs/>
+        </w:rPr>
+      </w:pPr>
+      <w:r>
+        <w:rPr>
+          <w:rFonts w:ascii="Arial" w:hAnsi="Arial" w:cs="Arial"/>
+          <w:b/>
+          <w:bCs/>
+        </w:rPr>
         <w:t>¿Cuánto debería costar una vivienda en Colombia según sus características?</w:t>
       </w:r>
     </w:p>
     <w:p>
-      <w:r>
-        <w:t>Dar un breve comentario de porque esto es importante conocerlo o de resolver esa pregunta de investigacion?</w:t>
-      </w:r>
-    </w:p>
-    <w:p>
-      <w:r>
-        <w:rPr>
-          <w:i/>
-        </w:rPr>
-        <w:t>Habi compra, remodela y vende inmuebles: si el precio estimado esta mal, la empresa pierde dinero en cada operacion (paga de mas al comprar o vende por debajo del valor real). Tener un modelo que estime el precio a partir de las caracteristicas del inmueble reduce esa dependencia de la valoracion manual/subjetiva y hace repetible y escalable la decision de precio.</w:t>
-      </w:r>
-    </w:p>
-    <w:p/>
-    <w:p>
-      <w:pPr>
-        <w:rPr>
-          <w:b/>
-          <w:bCs/>
-          <w:lang w:val="es-ES"/>
-        </w:rPr>
-      </w:pPr>
-      <w:r>
-        <w:rPr>
+      <w:pPr>
+        <w:jc w:val="both"/>
+        <w:rPr>
+          <w:rFonts w:ascii="Arial" w:hAnsi="Arial" w:cs="Arial"/>
+        </w:rPr>
+      </w:pPr>
+      <w:r>
+        <w:rPr>
+          <w:rFonts w:ascii="Arial" w:hAnsi="Arial" w:cs="Arial"/>
+        </w:rPr>
+        <w:t xml:space="preserve">Esta pregunta tiene sentido porque el negocio principal de Habi es comprar, remodelar y vender viviendas. Si una propiedad se compra por encima de su valor real o se vende por debajo de su precio de mercado, la empresa pierde dinero en cada operación. Por eso, contar con un modelo de </w:t>
+      </w:r>
+      <w:r>
+        <w:rPr>
+          <w:rFonts w:ascii="Arial" w:hAnsi="Arial" w:cs="Arial"/>
+        </w:rPr>
+        <w:t>ML</w:t>
+      </w:r>
+      <w:r>
+        <w:rPr>
+          <w:rFonts w:ascii="Arial" w:hAnsi="Arial" w:cs="Arial"/>
+        </w:rPr>
+        <w:t xml:space="preserve"> que estime el precio a partir de características como el área, el número de alcobas, los baños, la ciudad y el tipo de inmueble ayuda a reducir la dependencia de valoraciones manuales o subjetivas y a tomar decisiones de compra y venta de manera más objetiva y consistente.</w:t>
+      </w:r>
+    </w:p>
+    <w:p>
+      <w:pPr>
+        <w:jc w:val="both"/>
+        <w:rPr>
+          <w:rFonts w:ascii="Arial" w:hAnsi="Arial" w:cs="Arial"/>
+        </w:rPr>
+      </w:pPr>
+      <w:r>
+        <w:rPr>
+          <w:rFonts w:ascii="Arial" w:hAnsi="Arial" w:cs="Arial"/>
+        </w:rPr>
+        <w:t>Además, en Colombia la determinación del valor de un inmueble es un tema complejo y ha generado múltiples discusiones debido a las diferencias entre los avalúos catastrales y los valores comerciales. Esto demuestra que el precio de una vivienda depende de múltiples factores y no únicamente de un avalúo administrativo. En este contexto, un modelo entrenado con transacciones reales puede servir como una herramienta de apoyo para estimar el precio de mercado de forma más precisa y consistente.</w:t>
+      </w:r>
+      <w:sdt>
+        <w:sdtPr>
+          <w:rPr>
+            <w:rFonts w:ascii="Arial" w:hAnsi="Arial" w:cs="Arial"/>
+          </w:rPr>
+          <w:id w:val="-1484694804"/>
+          <w:citation/>
+        </w:sdtPr>
+        <w:sdtContent>
+          <w:r>
+            <w:rPr>
+              <w:rFonts w:ascii="Arial" w:hAnsi="Arial" w:cs="Arial"/>
+            </w:rPr>
+            <w:fldChar w:fldCharType="begin"/>
+          </w:r>
+          <w:r>
+            <w:rPr>
+              <w:rFonts w:ascii="Arial" w:hAnsi="Arial" w:cs="Arial"/>
+              <w:lang w:val="es-ES"/>
+            </w:rPr>
+            <w:instrText xml:space="preserve"> CITATION amb26 \l 3082 </w:instrText>
+          </w:r>
+          <w:r>
+            <w:rPr>
+              <w:rFonts w:ascii="Arial" w:hAnsi="Arial" w:cs="Arial"/>
+            </w:rPr>
+            <w:fldChar w:fldCharType="separate"/>
+          </w:r>
+          <w:r>
+            <w:rPr>
+              <w:rFonts w:ascii="Arial" w:hAnsi="Arial" w:cs="Arial"/>
+              <w:noProof/>
+              <w:lang w:val="es-ES"/>
+            </w:rPr>
+            <w:t xml:space="preserve"> (ambitojuridico, 2026)</w:t>
+          </w:r>
+          <w:r>
+            <w:rPr>
+              <w:rFonts w:ascii="Arial" w:hAnsi="Arial" w:cs="Arial"/>
+            </w:rPr>
+            <w:fldChar w:fldCharType="end"/>
+          </w:r>
+        </w:sdtContent>
+      </w:sdt>
+    </w:p>
+    <w:p>
+      <w:pPr>
+        <w:jc w:val="both"/>
+        <w:rPr>
+          <w:rFonts w:ascii="Arial" w:hAnsi="Arial" w:cs="Arial"/>
+        </w:rPr>
+      </w:pPr>
+    </w:p>
+    <w:p>
+      <w:pPr>
+        <w:jc w:val="both"/>
+        <w:rPr>
+          <w:rFonts w:ascii="Arial" w:hAnsi="Arial" w:cs="Arial"/>
+          <w:b/>
+          <w:bCs/>
+          <w:lang w:val="es-ES"/>
+        </w:rPr>
+      </w:pPr>
+      <w:r>
+        <w:rPr>
+          <w:rFonts w:ascii="Arial" w:hAnsi="Arial" w:cs="Arial"/>
           <w:b/>
           <w:bCs/>
           <w:lang w:val="es-ES"/>
         </w:rPr>
         <w:t>Conceptos Modelado Por Capas</w:t>
-      </w:r>
-    </w:p>
-    <w:p>
-      <w:pPr>
-        <w:rPr>
-          <w:b/>
-          <w:bCs/>
-          <w:lang w:val="es-ES"/>
-        </w:rPr>
-      </w:pPr>
-      <w:r>
-        <w:rPr>
-          <w:b/>
-          <w:bCs/>
-        </w:rPr>
-        <w:t>Defina explícitamente qué significa cada capa en su solución: qué entra en raw, qué responsabilidad tiene staging y qué caracteriza a consumo</w:t>
       </w:r>
     </w:p>
     <w:p>
@@ -161,16 +257,19 @@
         <w:pStyle w:val="Prrafodelista"/>
         <w:numPr>
           <w:ilvl w:val="0"/>
-          <w:numId w:val="2"/>
+          <w:numId w:val="3"/>
         </w:numPr>
-        <w:rPr>
-          <w:b/>
-          <w:bCs/>
-          <w:lang w:val="es-ES"/>
-        </w:rPr>
-      </w:pPr>
-      <w:r>
-        <w:rPr>
+        <w:jc w:val="both"/>
+        <w:rPr>
+          <w:rFonts w:ascii="Arial" w:hAnsi="Arial" w:cs="Arial"/>
+          <w:b/>
+          <w:bCs/>
+          <w:lang w:val="es-ES"/>
+        </w:rPr>
+      </w:pPr>
+      <w:r>
+        <w:rPr>
+          <w:rFonts w:ascii="Arial" w:hAnsi="Arial" w:cs="Arial"/>
           <w:b/>
           <w:bCs/>
           <w:lang w:val="es-ES"/>
@@ -179,11 +278,46 @@
       </w:r>
     </w:p>
     <w:p>
-      <w:r>
-        <w:rPr>
-          <w:i/>
-        </w:rPr>
-        <w:t>Aterrizaje 1:1 de la fuente, sin transformar. Todas las columnas quedan como STRING, tal como llegan del CSV/XML/JSON/API, mas una columna de auditoria (load_date). Su responsabilidad es preservar el dato de origen para trazabilidad y reproceso, no la calidad del dato.</w:t>
+      <w:pPr>
+        <w:ind w:left="708"/>
+        <w:jc w:val="both"/>
+        <w:rPr>
+          <w:rFonts w:ascii="Arial" w:hAnsi="Arial" w:cs="Arial"/>
+          <w:lang w:val="es-ES"/>
+        </w:rPr>
+      </w:pPr>
+      <w:r>
+        <w:rPr>
+          <w:rFonts w:ascii="Arial" w:hAnsi="Arial" w:cs="Arial"/>
+          <w:lang w:val="es-ES"/>
+        </w:rPr>
+        <w:t xml:space="preserve">Esta es la primera capa donde llegan los datos tal como vienen de la fuente, sin hacerles ningún cambio. Todas las columnas se guardan como texto (STRING), sin importar si realmente son números, fechas o valores. Además, se agrega una columna llamada </w:t>
+      </w:r>
+      <w:proofErr w:type="spellStart"/>
+      <w:r>
+        <w:rPr>
+          <w:rFonts w:ascii="Arial" w:hAnsi="Arial" w:cs="Arial"/>
+          <w:b/>
+          <w:bCs/>
+          <w:lang w:val="es-ES"/>
+        </w:rPr>
+        <w:t>load_date</w:t>
+      </w:r>
+      <w:proofErr w:type="spellEnd"/>
+      <w:r>
+        <w:rPr>
+          <w:rFonts w:ascii="Arial" w:hAnsi="Arial" w:cs="Arial"/>
+          <w:lang w:val="es-ES"/>
+        </w:rPr>
+        <w:t xml:space="preserve"> para saber cuándo se cargó la </w:t>
+      </w:r>
+      <w:r>
+        <w:rPr>
+          <w:rFonts w:ascii="Arial" w:hAnsi="Arial" w:cs="Arial"/>
+          <w:lang w:val="es-ES"/>
+        </w:rPr>
+        <w:lastRenderedPageBreak/>
+        <w:t>información. El objetivo de esta capa es conservar una copia exacta de los datos originales por si más adelante es necesario revisar de dónde salió un dato o volver a procesarlo.</w:t>
       </w:r>
     </w:p>
     <w:p>
@@ -191,16 +325,19 @@
         <w:pStyle w:val="Prrafodelista"/>
         <w:numPr>
           <w:ilvl w:val="0"/>
-          <w:numId w:val="2"/>
+          <w:numId w:val="3"/>
         </w:numPr>
-        <w:rPr>
-          <w:b/>
-          <w:bCs/>
-          <w:lang w:val="es-ES"/>
-        </w:rPr>
-      </w:pPr>
-      <w:r>
-        <w:rPr>
+        <w:jc w:val="both"/>
+        <w:rPr>
+          <w:rFonts w:ascii="Arial" w:hAnsi="Arial" w:cs="Arial"/>
+          <w:b/>
+          <w:bCs/>
+          <w:lang w:val="es-ES"/>
+        </w:rPr>
+      </w:pPr>
+      <w:r>
+        <w:rPr>
+          <w:rFonts w:ascii="Arial" w:hAnsi="Arial" w:cs="Arial"/>
           <w:b/>
           <w:bCs/>
           <w:lang w:val="es-ES"/>
@@ -209,11 +346,20 @@
       </w:r>
     </w:p>
     <w:p>
-      <w:r>
-        <w:rPr>
-          <w:i/>
-        </w:rPr>
-        <w:t>Limpieza y estandarizacion. Aqui se castean los tipos (STRING -&gt; FLOAT64/INT64/DATE), se normaliza texto (ciudad, tipo, estado), se deduplica por id y se descartan registros que no sirven para el caso de uso (precio nulo). Responsabilidad: dejar datos confiables y tipados a nivel de transaccion individual.</w:t>
+      <w:pPr>
+        <w:pStyle w:val="Prrafodelista"/>
+        <w:jc w:val="both"/>
+        <w:rPr>
+          <w:rFonts w:ascii="Arial" w:hAnsi="Arial" w:cs="Arial"/>
+          <w:lang w:val="es-ES"/>
+        </w:rPr>
+      </w:pPr>
+      <w:r>
+        <w:rPr>
+          <w:rFonts w:ascii="Arial" w:hAnsi="Arial" w:cs="Arial"/>
+          <w:lang w:val="es-ES"/>
+        </w:rPr>
+        <w:t>En esta capa se limpian y organizan los datos para que sean más fáciles de usar. Aquí se convierten los tipos de datos (por ejemplo, de texto a número o fecha), se unifican los nombres de ciudades y tipos de vivienda, se eliminan registros duplicados y se descartan los que no sirven para el análisis, como las viviendas que no tienen precio.</w:t>
       </w:r>
     </w:p>
     <w:p>
@@ -221,16 +367,17 @@
         <w:pStyle w:val="Prrafodelista"/>
         <w:numPr>
           <w:ilvl w:val="0"/>
-          <w:numId w:val="2"/>
+          <w:numId w:val="3"/>
         </w:numPr>
-        <w:rPr>
-          <w:b/>
-          <w:bCs/>
-          <w:lang w:val="es-ES"/>
-        </w:rPr>
-      </w:pPr>
-      <w:r>
-        <w:rPr>
+        <w:jc w:val="both"/>
+        <w:rPr>
+          <w:rFonts w:ascii="Arial" w:hAnsi="Arial" w:cs="Arial"/>
+          <w:lang w:val="es-ES"/>
+        </w:rPr>
+      </w:pPr>
+      <w:r>
+        <w:rPr>
+          <w:rFonts w:ascii="Arial" w:hAnsi="Arial" w:cs="Arial"/>
           <w:b/>
           <w:bCs/>
           <w:lang w:val="es-ES"/>
@@ -239,33 +386,61 @@
       </w:r>
     </w:p>
     <w:p>
-      <w:r>
-        <w:rPr>
-          <w:i/>
-        </w:rPr>
-        <w:t>Capa orientada al modelo/analista. Genera las features derivadas (precio_por_m2, log_precio_cop, variables temporales, etc.) y el split train/test reproducible, y es la unica capa protegida por un contrato de datos validado automaticamente. Caracterizada por estar modelada para consumo, no para preservar el dato crudo.</w:t>
-      </w:r>
-    </w:p>
-    <w:p>
       <w:pPr>
         <w:pStyle w:val="Prrafodelista"/>
-        <w:rPr>
-          <w:b/>
-          <w:bCs/>
-          <w:lang w:val="es-ES"/>
-        </w:rPr>
-      </w:pPr>
-    </w:p>
-    <w:p>
-      <w:pPr>
-        <w:rPr>
-          <w:b/>
-          <w:bCs/>
-          <w:lang w:val="es-ES"/>
-        </w:rPr>
-      </w:pPr>
-      <w:r>
-        <w:rPr>
+        <w:jc w:val="both"/>
+        <w:rPr>
+          <w:rFonts w:ascii="Arial" w:hAnsi="Arial" w:cs="Arial"/>
+          <w:lang w:val="es-ES"/>
+        </w:rPr>
+      </w:pPr>
+      <w:r>
+        <w:rPr>
+          <w:rFonts w:ascii="Arial" w:hAnsi="Arial" w:cs="Arial"/>
+          <w:lang w:val="es-ES"/>
+        </w:rPr>
+        <w:t xml:space="preserve">Esta es la capa que finalmente usan los analistas o el modelo de Machine </w:t>
+      </w:r>
+      <w:proofErr w:type="spellStart"/>
+      <w:r>
+        <w:rPr>
+          <w:rFonts w:ascii="Arial" w:hAnsi="Arial" w:cs="Arial"/>
+          <w:lang w:val="es-ES"/>
+        </w:rPr>
+        <w:t>Learning</w:t>
+      </w:r>
+      <w:proofErr w:type="spellEnd"/>
+      <w:r>
+        <w:rPr>
+          <w:rFonts w:ascii="Arial" w:hAnsi="Arial" w:cs="Arial"/>
+          <w:lang w:val="es-ES"/>
+        </w:rPr>
+        <w:t>. Aquí se crean nuevos datos útiles a partir de los existentes, por ejemplo, el precio por metro cuadrado, el logaritmo del precio o algunas variables relacionadas con la fecha. También se divide la información en datos de entrenamiento y prueba para que el modelo pueda aprender y luego evaluarse siempre de la misma manera. Además, esta es la única capa que tiene un contrato de datos, lo que garantiza que la información cumpla las reglas definidas antes de ser utilizada.</w:t>
+      </w:r>
+    </w:p>
+    <w:p>
+      <w:pPr>
+        <w:pStyle w:val="Prrafodelista"/>
+        <w:jc w:val="both"/>
+        <w:rPr>
+          <w:rFonts w:ascii="Arial" w:hAnsi="Arial" w:cs="Arial"/>
+          <w:lang w:val="es-ES"/>
+        </w:rPr>
+      </w:pPr>
+    </w:p>
+    <w:p>
+      <w:pPr>
+        <w:jc w:val="both"/>
+        <w:rPr>
+          <w:rFonts w:ascii="Arial" w:hAnsi="Arial" w:cs="Arial"/>
+          <w:b/>
+          <w:bCs/>
+          <w:lang w:val="es-ES"/>
+        </w:rPr>
+      </w:pPr>
+      <w:r>
+        <w:rPr>
+          <w:rFonts w:ascii="Arial" w:hAnsi="Arial" w:cs="Arial"/>
           <w:b/>
           <w:bCs/>
           <w:lang w:val="es-ES"/>
@@ -275,82 +450,74 @@
     </w:p>
     <w:p>
       <w:pPr>
-        <w:rPr>
-          <w:b/>
-          <w:bCs/>
-          <w:lang w:val="es-ES"/>
-        </w:rPr>
-      </w:pPr>
-      <w:r>
-        <w:rPr>
-          <w:b/>
-          <w:bCs/>
-          <w:lang w:val="es-ES"/>
-        </w:rPr>
-        <w:t>Expliquemos que transformaciones hicimos y que pruebas hicimos y como las podemos ejecutar en ambiente desarrollo.</w:t>
-      </w:r>
-    </w:p>
-    <w:p>
-      <w:pPr>
-        <w:rPr>
-          <w:b/>
-          <w:bCs/>
-          <w:lang w:val="es-ES"/>
-        </w:rPr>
-      </w:pPr>
-      <w:r>
-        <w:rPr>
-          <w:b/>
-          <w:bCs/>
-          <w:lang w:val="es-ES"/>
-        </w:rPr>
-        <w:t>Documentemos cada decisión de la transformación usando el archivo EDA</w:t>
-      </w:r>
-    </w:p>
-    <w:p>
-      <w:r>
-        <w:rPr>
-          <w:i/>
-        </w:rPr>
-        <w:t>Sobre co_transacciones_habi.csv aplicamos, en transformaciones.py (raw -&gt; staging): normalizacion de ciudad (13 variantes -&gt; 6 ciudades reales), normalizacion de tipo/estado, casteo de tipos numericos y fecha, descarte de registros sin precio_cop (variable objetivo) y deduplicacion por id. Cada una de estas reglas esta justificada con evidencia cuantitativa en pipeline_gcp/EDA/EDA.ipynb (Seccion 2): por ejemplo, 367 filas (~0.80%) sin precio, 900 ids repetidos (1.800 filas), 0 fallos de casteo.</w:t>
-      </w:r>
-    </w:p>
-    <w:p>
-      <w:r>
-        <w:rPr>
-          <w:i/>
-        </w:rPr>
-        <w:t>Estas reglas estan cubiertas por 6 pruebas unitarias en airflow/scripts/tests/test_transformaciones.py, cada una atada 1:1 a un hallazgo del EDA. Se ejecutan en ambiente de desarrollo con:</w:t>
-      </w:r>
-    </w:p>
-    <w:p>
-      <w:r>
-        <w:rPr>
-          <w:rFonts w:ascii="Consolas" w:hAnsi="Consolas"/>
-          <w:sz w:val="19"/>
-        </w:rPr>
-        <w:t>docker compose exec airflow env PYTHONPATH=/opt/airflow/scripts python -m pytest /opt/airflow/scripts/tests -v</w:t>
-      </w:r>
-    </w:p>
-    <w:p>
-      <w:pPr>
-        <w:rPr>
-          <w:b/>
-          <w:bCs/>
-          <w:lang w:val="es-ES"/>
-        </w:rPr>
-      </w:pPr>
-    </w:p>
-    <w:p>
-      <w:pPr>
-        <w:rPr>
-          <w:b/>
-          <w:bCs/>
-          <w:lang w:val="es-ES"/>
-        </w:rPr>
-      </w:pPr>
-      <w:r>
-        <w:rPr>
+        <w:jc w:val="both"/>
+        <w:rPr>
+          <w:rFonts w:ascii="Arial" w:hAnsi="Arial" w:cs="Arial"/>
+          <w:lang w:val="es-ES"/>
+        </w:rPr>
+      </w:pPr>
+      <w:r>
+        <w:rPr>
+          <w:rFonts w:ascii="Arial" w:hAnsi="Arial" w:cs="Arial"/>
+          <w:lang w:val="es-ES"/>
+        </w:rPr>
+        <w:t xml:space="preserve">En la transformación de RAW a STAGING se limpiaron y estandarizaron los datos: se normalizaron ciudades, tipos y estados, se convirtieron los datos a sus tipos correctos, se eliminaron registros sin precio y se quitaron duplicados. Estas reglas se definieron a partir del análisis exploratorio (EDA), donde se identificaron, por ejemplo, 367 registros sin precio, 900 </w:t>
+      </w:r>
+      <w:proofErr w:type="spellStart"/>
+      <w:r>
+        <w:rPr>
+          <w:rFonts w:ascii="Arial" w:hAnsi="Arial" w:cs="Arial"/>
+          <w:lang w:val="es-ES"/>
+        </w:rPr>
+        <w:t>IDs</w:t>
+      </w:r>
+      <w:proofErr w:type="spellEnd"/>
+      <w:r>
+        <w:rPr>
+          <w:rFonts w:ascii="Arial" w:hAnsi="Arial" w:cs="Arial"/>
+          <w:lang w:val="es-ES"/>
+        </w:rPr>
+        <w:t xml:space="preserve"> duplicados y ningún error en la conversión de tipos.</w:t>
+      </w:r>
+    </w:p>
+    <w:p>
+      <w:pPr>
+        <w:jc w:val="both"/>
+        <w:rPr>
+          <w:rFonts w:ascii="Arial" w:hAnsi="Arial" w:cs="Arial"/>
+          <w:lang w:val="es-ES"/>
+        </w:rPr>
+      </w:pPr>
+      <w:r>
+        <w:rPr>
+          <w:rFonts w:ascii="Arial" w:hAnsi="Arial" w:cs="Arial"/>
+          <w:lang w:val="es-ES"/>
+        </w:rPr>
+        <w:t>Para garantizar que estas transformaciones funcionen correctamente, se implementaron 6 pruebas unitarias, cada una validando una regla identificada durante el EDA.</w:t>
+      </w:r>
+    </w:p>
+    <w:p>
+      <w:pPr>
+        <w:jc w:val="both"/>
+        <w:rPr>
+          <w:rFonts w:ascii="Arial" w:hAnsi="Arial" w:cs="Arial"/>
+          <w:lang w:val="es-ES"/>
+        </w:rPr>
+      </w:pPr>
+    </w:p>
+    <w:p>
+      <w:pPr>
+        <w:jc w:val="both"/>
+        <w:rPr>
+          <w:rFonts w:ascii="Arial" w:hAnsi="Arial" w:cs="Arial"/>
+          <w:b/>
+          <w:bCs/>
+          <w:lang w:val="es-ES"/>
+        </w:rPr>
+      </w:pPr>
+      <w:r>
+        <w:rPr>
+          <w:rFonts w:ascii="Arial" w:hAnsi="Arial" w:cs="Arial"/>
           <w:b/>
           <w:bCs/>
           <w:lang w:val="es-ES"/>
@@ -360,113 +527,194 @@
     </w:p>
     <w:p>
       <w:pPr>
-        <w:rPr>
-          <w:b/>
-          <w:bCs/>
-          <w:lang w:val="es-ES"/>
-        </w:rPr>
-      </w:pPr>
-      <w:r>
-        <w:rPr>
-          <w:b/>
-          <w:bCs/>
-          <w:lang w:val="es-ES"/>
-        </w:rPr>
-        <w:t>Hagamos una breve explicación de lo que hicimos en esta capa para la carga del csv.</w:t>
-      </w:r>
-    </w:p>
-    <w:p>
-      <w:pPr>
-        <w:rPr>
-          <w:b/>
-          <w:bCs/>
-          <w:lang w:val="es-ES"/>
-        </w:rPr>
-      </w:pPr>
-      <w:r>
-        <w:rPr>
-          <w:b/>
-          <w:bCs/>
-          <w:lang w:val="es-ES"/>
-        </w:rPr>
-        <w:t>Descripcion del punto</w:t>
-      </w:r>
-    </w:p>
-    <w:p>
-      <w:pPr>
-        <w:rPr>
-          <w:b/>
-          <w:bCs/>
-          <w:lang w:val="es-ES"/>
-        </w:rPr>
-      </w:pPr>
-      <w:r>
-        <w:rPr>
-          <w:b/>
-          <w:bCs/>
-          <w:lang w:val="es-ES"/>
-        </w:rPr>
-        <w:t>“</w:t>
-      </w:r>
-      <w:r>
-        <w:rPr>
-          <w:b/>
-          <w:bCs/>
-        </w:rPr>
-        <w:t xml:space="preserve">Capa de consumo — el modelo lo elige usted No es obligatorio llegar a un modelo relacional. Si considera que otro paradigma es más idóneo para su caso, úselo y justifíquelo. Opciones válidas, entre otras: • Relacional / SQL (esquema </w:t>
-      </w:r>
-      <w:r>
-        <w:rPr>
-          <w:b/>
-          <w:bCs/>
+        <w:jc w:val="both"/>
+        <w:rPr>
+          <w:rFonts w:ascii="Arial" w:hAnsi="Arial" w:cs="Arial"/>
+          <w:lang w:val="es-ES"/>
+        </w:rPr>
+      </w:pPr>
+      <w:r>
+        <w:rPr>
+          <w:rFonts w:ascii="Arial" w:hAnsi="Arial" w:cs="Arial"/>
+          <w:lang w:val="es-ES"/>
+        </w:rPr>
+        <w:t xml:space="preserve">La capa de consumo toma los datos ya limpios de </w:t>
+      </w:r>
+      <w:proofErr w:type="spellStart"/>
+      <w:r>
+        <w:rPr>
+          <w:rFonts w:ascii="Arial" w:hAnsi="Arial" w:cs="Arial"/>
+          <w:lang w:val="es-ES"/>
+        </w:rPr>
+        <w:t>stg_transaccioneshabi</w:t>
+      </w:r>
+      <w:proofErr w:type="spellEnd"/>
+      <w:r>
+        <w:rPr>
+          <w:rFonts w:ascii="Arial" w:hAnsi="Arial" w:cs="Arial"/>
+          <w:lang w:val="es-ES"/>
+        </w:rPr>
+        <w:t xml:space="preserve"> y genera nuevas variables útiles para el modelo, como el precio por m</w:t>
+      </w:r>
+      <w:r>
+        <w:rPr>
+          <w:rFonts w:ascii="Arial" w:hAnsi="Arial" w:cs="Arial"/>
+          <w:lang w:val="es-ES"/>
+        </w:rPr>
+        <w:t>etro cuadrado</w:t>
+      </w:r>
+      <w:r>
+        <w:rPr>
+          <w:rFonts w:ascii="Arial" w:hAnsi="Arial" w:cs="Arial"/>
+          <w:lang w:val="es-ES"/>
+        </w:rPr>
+        <w:t xml:space="preserve">, el logaritmo del precio y variables de fecha. Luego divide los datos en </w:t>
+      </w:r>
+      <w:proofErr w:type="gramStart"/>
+      <w:r>
+        <w:rPr>
+          <w:rFonts w:ascii="Arial" w:hAnsi="Arial" w:cs="Arial"/>
+          <w:lang w:val="es-ES"/>
+        </w:rPr>
+        <w:t xml:space="preserve">entrenamiento </w:t>
+      </w:r>
+      <w:r>
+        <w:rPr>
+          <w:rFonts w:ascii="Arial" w:hAnsi="Arial" w:cs="Arial"/>
+          <w:lang w:val="es-ES"/>
+        </w:rPr>
+        <w:t xml:space="preserve"> y</w:t>
+      </w:r>
+      <w:proofErr w:type="gramEnd"/>
+      <w:r>
+        <w:rPr>
+          <w:rFonts w:ascii="Arial" w:hAnsi="Arial" w:cs="Arial"/>
+          <w:lang w:val="es-ES"/>
+        </w:rPr>
+        <w:t xml:space="preserve"> test de forma reproducible y genera tres tablas: </w:t>
+      </w:r>
+      <w:proofErr w:type="spellStart"/>
+      <w:r>
+        <w:rPr>
+          <w:rFonts w:ascii="Arial" w:hAnsi="Arial" w:cs="Arial"/>
+          <w:lang w:val="es-ES"/>
+        </w:rPr>
+        <w:t>ml_features_transacciones</w:t>
+      </w:r>
+      <w:proofErr w:type="spellEnd"/>
+      <w:r>
+        <w:rPr>
+          <w:rFonts w:ascii="Arial" w:hAnsi="Arial" w:cs="Arial"/>
+          <w:lang w:val="es-ES"/>
+        </w:rPr>
+        <w:t xml:space="preserve">, </w:t>
+      </w:r>
+      <w:proofErr w:type="spellStart"/>
+      <w:r>
+        <w:rPr>
+          <w:rFonts w:ascii="Arial" w:hAnsi="Arial" w:cs="Arial"/>
+          <w:lang w:val="es-ES"/>
+        </w:rPr>
+        <w:t>ml_train_transacciones</w:t>
+      </w:r>
+      <w:proofErr w:type="spellEnd"/>
+      <w:r>
+        <w:rPr>
+          <w:rFonts w:ascii="Arial" w:hAnsi="Arial" w:cs="Arial"/>
+          <w:lang w:val="es-ES"/>
+        </w:rPr>
+        <w:t xml:space="preserve"> y </w:t>
+      </w:r>
+      <w:proofErr w:type="spellStart"/>
+      <w:r>
+        <w:rPr>
+          <w:rFonts w:ascii="Arial" w:hAnsi="Arial" w:cs="Arial"/>
+          <w:lang w:val="es-ES"/>
+        </w:rPr>
+        <w:t>ml_test_transacciones</w:t>
+      </w:r>
+      <w:proofErr w:type="spellEnd"/>
+      <w:r>
+        <w:rPr>
+          <w:rFonts w:ascii="Arial" w:hAnsi="Arial" w:cs="Arial"/>
+          <w:lang w:val="es-ES"/>
+        </w:rPr>
+        <w:t>.</w:t>
+      </w:r>
+    </w:p>
+    <w:p>
+      <w:pPr>
+        <w:jc w:val="both"/>
+        <w:rPr>
+          <w:rFonts w:ascii="Arial" w:hAnsi="Arial" w:cs="Arial"/>
+          <w:lang w:val="es-ES"/>
+        </w:rPr>
+      </w:pPr>
+      <w:r>
+        <w:rPr>
+          <w:rFonts w:ascii="Arial" w:hAnsi="Arial" w:cs="Arial"/>
+          <w:lang w:val="es-ES"/>
         </w:rPr>
         <w:lastRenderedPageBreak/>
-        <w:t>estrella, tablas de hechos y dimensiones, etc.). • Clave-valor, documentos, columnar o grafos (NoSQL) si encaja mejor con el problema. • Una combinación, si lo argumenta. Lo que evaluamos no es el paradigma elegido, sino que la elección esté bien razonada para el problema y el patrón de consumo.</w:t>
-      </w:r>
-      <w:r>
-        <w:rPr>
-          <w:b/>
-          <w:bCs/>
-          <w:lang w:val="es-ES"/>
-        </w:rPr>
-        <w:t>”</w:t>
-      </w:r>
-    </w:p>
-    <w:p>
-      <w:r>
-        <w:rPr>
-          <w:i/>
-        </w:rPr>
-        <w:t>Para co_transacciones_habi.csv, la capa de consumo (consumo.py) toma stg_transaccioneshabi, calcula features derivadas (precio por m2, log del precio, ratios banos/alcobas y area/alcoba, ano/mes/trimestre/dia de semana) y asigna un split train/test reproducible (hash deterministico sobre el id, no aleatorio en cada corrida). El resultado se materializa en 3 tablas: ml_features_transacciones (todo), ml_train_transacciones y ml_test_transacciones.</w:t>
-      </w:r>
-    </w:p>
-    <w:p>
-      <w:r>
-        <w:rPr>
-          <w:i/>
-        </w:rPr>
-        <w:t>Paradigma elegido: relacional/SQL sobre BigQuery, justificado porque (1) el dato ya es tabular por naturaleza (una fila = una transaccion con atributos fijos), (2) el consumidor final es un modelo de ML tradicional (scikit-learn/XGBoost) que espera una tabla de features, y (3) todo el pipeline ya vive en BigQuery, por lo que un esquema NoSQL agregaria complejidad de integracion sin un beneficio real (no hay relaciones jerarquicas, de grafo, ni necesidad de escritura masiva no estructurada).</w:t>
-      </w:r>
-    </w:p>
-    <w:p>
-      <w:pPr>
-        <w:rPr>
-          <w:b/>
-          <w:bCs/>
-          <w:lang w:val="es-ES"/>
-        </w:rPr>
-      </w:pPr>
-    </w:p>
-    <w:p>
-      <w:pPr>
-        <w:rPr>
-          <w:b/>
-          <w:bCs/>
-          <w:lang w:val="es-ES"/>
-        </w:rPr>
-      </w:pPr>
-      <w:r>
-        <w:rPr>
+        <w:t xml:space="preserve">Se eligió un modelo de datos relacional (SQL) sobre </w:t>
+      </w:r>
+      <w:proofErr w:type="spellStart"/>
+      <w:r>
+        <w:rPr>
+          <w:rFonts w:ascii="Arial" w:hAnsi="Arial" w:cs="Arial"/>
+          <w:lang w:val="es-ES"/>
+        </w:rPr>
+        <w:t>BigQuery</w:t>
+      </w:r>
+      <w:proofErr w:type="spellEnd"/>
+      <w:r>
+        <w:rPr>
+          <w:rFonts w:ascii="Arial" w:hAnsi="Arial" w:cs="Arial"/>
+          <w:lang w:val="es-ES"/>
+        </w:rPr>
+        <w:t xml:space="preserve"> porque la información ya está organizada en tablas y el modelo de Machine </w:t>
+      </w:r>
+      <w:proofErr w:type="spellStart"/>
+      <w:r>
+        <w:rPr>
+          <w:rFonts w:ascii="Arial" w:hAnsi="Arial" w:cs="Arial"/>
+          <w:lang w:val="es-ES"/>
+        </w:rPr>
+        <w:t>Learning</w:t>
+      </w:r>
+      <w:proofErr w:type="spellEnd"/>
+      <w:r>
+        <w:rPr>
+          <w:rFonts w:ascii="Arial" w:hAnsi="Arial" w:cs="Arial"/>
+          <w:lang w:val="es-ES"/>
+        </w:rPr>
+        <w:t xml:space="preserve"> necesita ese formato para entrenarse. Usar una base de datos NoSQL solo añadiría complejidad sin aportar beneficios para este caso.</w:t>
+      </w:r>
+    </w:p>
+    <w:p>
+      <w:pPr>
+        <w:jc w:val="both"/>
+        <w:rPr>
+          <w:rFonts w:ascii="Arial" w:hAnsi="Arial" w:cs="Arial"/>
+          <w:b/>
+          <w:bCs/>
+          <w:lang w:val="es-ES"/>
+        </w:rPr>
+      </w:pPr>
+    </w:p>
+    <w:p>
+      <w:pPr>
+        <w:jc w:val="both"/>
+        <w:rPr>
+          <w:rFonts w:ascii="Arial" w:hAnsi="Arial" w:cs="Arial"/>
+          <w:b/>
+          <w:bCs/>
+          <w:lang w:val="es-ES"/>
+        </w:rPr>
+      </w:pPr>
+      <w:r>
+        <w:rPr>
+          <w:rFonts w:ascii="Arial" w:hAnsi="Arial" w:cs="Arial"/>
           <w:b/>
           <w:bCs/>
           <w:lang w:val="es-ES"/>
@@ -476,122 +724,158 @@
     </w:p>
     <w:p>
       <w:pPr>
-        <w:rPr>
-          <w:b/>
-          <w:bCs/>
-          <w:lang w:val="es-ES"/>
-        </w:rPr>
-      </w:pPr>
-      <w:r>
-        <w:rPr>
-          <w:b/>
-          <w:bCs/>
-          <w:lang w:val="es-ES"/>
-        </w:rPr>
-        <w:t>Descripcion del punto:</w:t>
-      </w:r>
-    </w:p>
-    <w:p>
-      <w:pPr>
-        <w:rPr>
-          <w:b/>
-          <w:bCs/>
-          <w:lang w:val="es-ES"/>
-        </w:rPr>
-      </w:pPr>
-      <w:r>
-        <w:rPr>
-          <w:b/>
-          <w:bCs/>
-          <w:lang w:val="es-ES"/>
-        </w:rPr>
-        <w:t>“</w:t>
-      </w:r>
-      <w:r>
-        <w:rPr>
-          <w:b/>
-          <w:bCs/>
-        </w:rPr>
-        <w:t>Defina al menos un contrato de datos versionado sobre su capa de consumo (esquema, tipos, restricciones, dueño, frescura), validable automáticamente.</w:t>
-      </w:r>
-      <w:r>
-        <w:rPr>
-          <w:b/>
-          <w:bCs/>
-          <w:lang w:val="es-ES"/>
-        </w:rPr>
-        <w:t>”</w:t>
-      </w:r>
-    </w:p>
-    <w:p>
-      <w:pPr>
-        <w:rPr>
-          <w:b/>
-          <w:bCs/>
-          <w:lang w:val="es-ES"/>
-        </w:rPr>
-      </w:pPr>
-      <w:r>
-        <w:rPr>
-          <w:b/>
-          <w:bCs/>
-          <w:lang w:val="es-ES"/>
-        </w:rPr>
-        <w:t>Hagamos una breve explicación de lo que hicimos en cada contrato que desarrollamos.</w:t>
-      </w:r>
-    </w:p>
-    <w:p>
-      <w:r>
-        <w:rPr>
-          <w:i/>
-        </w:rPr>
-        <w:t>Definimos 3 contratos YAML versionados (contratos/consumo/*.yml), uno por tabla de consumo, validados automaticamente por validador_contratos.py al final de paso_consumption.py (si falla una regla, la tarea de Airflow falla y el pipeline no continua):</w:t>
-      </w:r>
-    </w:p>
-    <w:p>
-      <w:r>
-        <w:rPr>
-          <w:i/>
-        </w:rPr>
-        <w:t>• ml_features_transacciones.yml: dueno data-platform@habi.co, freshness de 7 dias sobre _feature_set_at, row_count.min: 1, y restricciones por columna (not_null, unique en propiedad_id, allowed_values en estado/split, rangos geograficos validos para Colombia en lat/lon, y un minimo de 10.000.000 COP en precio_cop para filtrar errores de captura).</w:t>
-      </w:r>
-    </w:p>
-    <w:p>
-      <w:r>
-        <w:rPr>
-          <w:i/>
-        </w:rPr>
-        <w:t>• ml_train_transacciones.yml / ml_test_transacciones.yml: mismas restricciones de columna que el anterior, sin split ni freshness (son subconjuntos materializados, no la fuente de verdad).</w:t>
-      </w:r>
-    </w:p>
-    <w:p>
-      <w:pPr>
-        <w:rPr>
-          <w:b/>
-          <w:bCs/>
-          <w:lang w:val="es-ES"/>
-        </w:rPr>
-      </w:pPr>
-    </w:p>
-    <w:p>
-      <w:pPr>
-        <w:rPr>
-          <w:b/>
-          <w:bCs/>
-          <w:lang w:val="es-ES"/>
-        </w:rPr>
-      </w:pPr>
-    </w:p>
-    <w:p>
-      <w:pPr>
-        <w:rPr>
-          <w:b/>
-          <w:bCs/>
-          <w:lang w:val="es-ES"/>
-        </w:rPr>
-      </w:pPr>
-      <w:r>
-        <w:rPr>
+        <w:jc w:val="both"/>
+        <w:rPr>
+          <w:rFonts w:ascii="Arial" w:hAnsi="Arial" w:cs="Arial"/>
+        </w:rPr>
+      </w:pPr>
+      <w:r>
+        <w:rPr>
+          <w:rFonts w:ascii="Arial" w:hAnsi="Arial" w:cs="Arial"/>
+        </w:rPr>
+        <w:t xml:space="preserve">Se definieron 3 contratos de datos en formato YAML, uno para cada tabla de consumo. Estos contratos se validan automáticamente al final del proceso y, si alguna regla no se cumple, la tarea de </w:t>
+      </w:r>
+      <w:proofErr w:type="spellStart"/>
+      <w:r>
+        <w:rPr>
+          <w:rFonts w:ascii="Arial" w:hAnsi="Arial" w:cs="Arial"/>
+        </w:rPr>
+        <w:t>Airflow</w:t>
+      </w:r>
+      <w:proofErr w:type="spellEnd"/>
+      <w:r>
+        <w:rPr>
+          <w:rFonts w:ascii="Arial" w:hAnsi="Arial" w:cs="Arial"/>
+        </w:rPr>
+        <w:t xml:space="preserve"> falla y el pipeline se detiene.</w:t>
+      </w:r>
+    </w:p>
+    <w:p>
+      <w:pPr>
+        <w:jc w:val="both"/>
+        <w:rPr>
+          <w:rFonts w:ascii="Arial" w:hAnsi="Arial" w:cs="Arial"/>
+        </w:rPr>
+      </w:pPr>
+      <w:r>
+        <w:rPr>
+          <w:rFonts w:ascii="Arial" w:hAnsi="Arial" w:cs="Arial"/>
+        </w:rPr>
+        <w:t xml:space="preserve">El contrato de </w:t>
+      </w:r>
+      <w:proofErr w:type="spellStart"/>
+      <w:r>
+        <w:rPr>
+          <w:rFonts w:ascii="Arial" w:hAnsi="Arial" w:cs="Arial"/>
+          <w:b/>
+          <w:bCs/>
+        </w:rPr>
+        <w:t>ml_features_</w:t>
+      </w:r>
+      <w:proofErr w:type="gramStart"/>
+      <w:r>
+        <w:rPr>
+          <w:rFonts w:ascii="Arial" w:hAnsi="Arial" w:cs="Arial"/>
+          <w:b/>
+          <w:bCs/>
+        </w:rPr>
+        <w:t>transacciones</w:t>
+      </w:r>
+      <w:proofErr w:type="spellEnd"/>
+      <w:r>
+        <w:rPr>
+          <w:rFonts w:ascii="Arial" w:hAnsi="Arial" w:cs="Arial"/>
+        </w:rPr>
+        <w:t xml:space="preserve"> valida</w:t>
+      </w:r>
+      <w:proofErr w:type="gramEnd"/>
+      <w:r>
+        <w:rPr>
+          <w:rFonts w:ascii="Arial" w:hAnsi="Arial" w:cs="Arial"/>
+        </w:rPr>
+        <w:t xml:space="preserve"> que existan datos, que el identificador de la propiedad sea único, que no haya valores nulos en las columnas importantes, que los valores permitidos sean correctos, que las coordenadas correspondan a Colombia y que el precio sea mayor a 10 millones de COP para evitar errores de captura. También verifica que la información tenga una antigüedad máxima de 7 días.</w:t>
+      </w:r>
+    </w:p>
+    <w:p>
+      <w:pPr>
+        <w:jc w:val="both"/>
+        <w:rPr>
+          <w:rFonts w:ascii="Arial" w:hAnsi="Arial" w:cs="Arial"/>
+        </w:rPr>
+      </w:pPr>
+      <w:r>
+        <w:rPr>
+          <w:rFonts w:ascii="Arial" w:hAnsi="Arial" w:cs="Arial"/>
+        </w:rPr>
+        <w:t xml:space="preserve">Los contratos de </w:t>
+      </w:r>
+      <w:proofErr w:type="spellStart"/>
+      <w:r>
+        <w:rPr>
+          <w:rFonts w:ascii="Arial" w:hAnsi="Arial" w:cs="Arial"/>
+        </w:rPr>
+        <w:t>ml_train_transacciones</w:t>
+      </w:r>
+      <w:proofErr w:type="spellEnd"/>
+      <w:r>
+        <w:rPr>
+          <w:rFonts w:ascii="Arial" w:hAnsi="Arial" w:cs="Arial"/>
+        </w:rPr>
+        <w:t xml:space="preserve"> y </w:t>
+      </w:r>
+      <w:proofErr w:type="spellStart"/>
+      <w:r>
+        <w:rPr>
+          <w:rFonts w:ascii="Arial" w:hAnsi="Arial" w:cs="Arial"/>
+        </w:rPr>
+        <w:t>ml_test_transacciones</w:t>
+      </w:r>
+      <w:proofErr w:type="spellEnd"/>
+      <w:r>
+        <w:rPr>
+          <w:rFonts w:ascii="Arial" w:hAnsi="Arial" w:cs="Arial"/>
+        </w:rPr>
+        <w:t xml:space="preserve"> aplican las mismas validaciones sobre los datos, pero no incluyen las reglas de frescura ni de división (</w:t>
+      </w:r>
+      <w:proofErr w:type="spellStart"/>
+      <w:r>
+        <w:rPr>
+          <w:rFonts w:ascii="Arial" w:hAnsi="Arial" w:cs="Arial"/>
+        </w:rPr>
+        <w:t>split</w:t>
+      </w:r>
+      <w:proofErr w:type="spellEnd"/>
+      <w:r>
+        <w:rPr>
+          <w:rFonts w:ascii="Arial" w:hAnsi="Arial" w:cs="Arial"/>
+        </w:rPr>
+        <w:t>), ya que son tablas derivadas de la tabla principal.</w:t>
+      </w:r>
+    </w:p>
+    <w:p>
+      <w:pPr>
+        <w:jc w:val="both"/>
+        <w:rPr>
+          <w:rFonts w:ascii="Arial" w:hAnsi="Arial" w:cs="Arial"/>
+          <w:b/>
+          <w:bCs/>
+          <w:lang w:val="es-ES"/>
+        </w:rPr>
+      </w:pPr>
+    </w:p>
+    <w:p>
+      <w:pPr>
+        <w:jc w:val="both"/>
+        <w:rPr>
+          <w:rFonts w:ascii="Arial" w:hAnsi="Arial" w:cs="Arial"/>
+          <w:b/>
+          <w:bCs/>
+          <w:lang w:val="es-ES"/>
+        </w:rPr>
+      </w:pPr>
+      <w:r>
+        <w:rPr>
+          <w:rFonts w:ascii="Arial" w:hAnsi="Arial" w:cs="Arial"/>
           <w:b/>
           <w:bCs/>
           <w:lang w:val="es-ES"/>
@@ -601,36 +885,196 @@
     </w:p>
     <w:p>
       <w:pPr>
-        <w:rPr>
-          <w:b/>
-          <w:bCs/>
-          <w:lang w:val="es-ES"/>
-        </w:rPr>
-      </w:pPr>
-      <w:r>
-        <w:rPr>
-          <w:b/>
-          <w:bCs/>
-          <w:lang w:val="es-ES"/>
-        </w:rPr>
-        <w:t>Hagamos un breve comentario del análisis de negocio del problema que resuleve este proyecto</w:t>
-      </w:r>
-      <w:r>
-        <w:rPr>
-          <w:b/>
-          <w:bCs/>
-          <w:lang w:val="es-ES"/>
-        </w:rPr>
-        <w:t>, para alguien que no es tecnico</w:t>
-      </w:r>
-    </w:p>
-    <w:p>
-      <w:r>
-        <w:rPr>
-          <w:i/>
-        </w:rPr>
-        <w:t>Habi compra casas y apartamentos, los mejora y los vuelve a vender. Para ganar dinero en ese negocio necesita saber, con la mayor precision posible, cuanto vale realmente un inmueble antes de comprarlo y despues de remodelarlo. Este proyecto construye la tuberia de datos que junta la informacion de esas transacciones (ubicacion, tamano, tipo de inmueble, precio) y la deja lista y confiable para que un modelo prediga ese precio automaticamente, en vez de depender de una estimacion manual caso por caso.</w:t>
-      </w:r>
+        <w:jc w:val="both"/>
+        <w:rPr>
+          <w:rFonts w:ascii="Arial" w:hAnsi="Arial" w:cs="Arial"/>
+        </w:rPr>
+      </w:pPr>
+      <w:r>
+        <w:rPr>
+          <w:rFonts w:ascii="Arial" w:hAnsi="Arial" w:cs="Arial"/>
+        </w:rPr>
+        <w:t>Habi compra casas y apartamentos, los remodela y luego los vende. Para que este negocio sea rentable, es muy importante estimar correctamente el valor de cada inmueble antes de comprarlo y después de remodelarlo. Este proyecto construye un</w:t>
+      </w:r>
+      <w:r>
+        <w:rPr>
+          <w:rFonts w:ascii="Arial" w:hAnsi="Arial" w:cs="Arial"/>
+        </w:rPr>
+        <w:t xml:space="preserve"> pipeline </w:t>
+      </w:r>
+      <w:r>
+        <w:rPr>
+          <w:rFonts w:ascii="Arial" w:hAnsi="Arial" w:cs="Arial"/>
+        </w:rPr>
+        <w:t xml:space="preserve">de datos que reúne la información de las transacciones (ubicación, área, tipo de inmueble, precio, entre otras características), la limpia y la organiza para que un modelo de Machine </w:t>
+      </w:r>
+      <w:proofErr w:type="spellStart"/>
+      <w:r>
+        <w:rPr>
+          <w:rFonts w:ascii="Arial" w:hAnsi="Arial" w:cs="Arial"/>
+        </w:rPr>
+        <w:t>Learning</w:t>
+      </w:r>
+      <w:proofErr w:type="spellEnd"/>
+      <w:r>
+        <w:rPr>
+          <w:rFonts w:ascii="Arial" w:hAnsi="Arial" w:cs="Arial"/>
+        </w:rPr>
+        <w:t xml:space="preserve"> pueda estimar el precio de una vivienda de forma automática, reduciendo la dependencia de valoraciones manuales.</w:t>
+      </w:r>
+    </w:p>
+    <w:p>
+      <w:pPr>
+        <w:jc w:val="both"/>
+        <w:rPr>
+          <w:rFonts w:ascii="Arial" w:hAnsi="Arial" w:cs="Arial"/>
+        </w:rPr>
+      </w:pPr>
+    </w:p>
+    <w:sdt>
+      <w:sdtPr>
+        <w:rPr>
+          <w:b/>
+          <w:bCs/>
+          <w:lang w:val="es-ES"/>
+        </w:rPr>
+        <w:id w:val="176629976"/>
+        <w:docPartObj>
+          <w:docPartGallery w:val="Bibliographies"/>
+          <w:docPartUnique/>
+        </w:docPartObj>
+      </w:sdtPr>
+      <w:sdtEndPr>
+        <w:rPr>
+          <w:rFonts w:asciiTheme="minorHAnsi" w:eastAsiaTheme="minorHAnsi" w:hAnsiTheme="minorHAnsi" w:cstheme="minorBidi"/>
+          <w:b w:val="0"/>
+          <w:bCs w:val="0"/>
+          <w:color w:val="auto"/>
+          <w:sz w:val="24"/>
+          <w:szCs w:val="24"/>
+          <w:lang w:val="es-CO"/>
+        </w:rPr>
+      </w:sdtEndPr>
+      <w:sdtContent>
+        <w:p>
+          <w:pPr>
+            <w:pStyle w:val="Ttulo1"/>
+            <w:jc w:val="center"/>
+            <w:rPr>
+              <w:rFonts w:ascii="Arial" w:hAnsi="Arial" w:cs="Arial"/>
+              <w:b/>
+              <w:bCs/>
+              <w:color w:val="auto"/>
+              <w:sz w:val="24"/>
+              <w:szCs w:val="24"/>
+            </w:rPr>
+          </w:pPr>
+          <w:r>
+            <w:rPr>
+              <w:rFonts w:ascii="Arial" w:hAnsi="Arial" w:cs="Arial"/>
+              <w:b/>
+              <w:bCs/>
+              <w:color w:val="auto"/>
+              <w:sz w:val="24"/>
+              <w:szCs w:val="24"/>
+              <w:lang w:val="es-ES"/>
+            </w:rPr>
+            <w:t>Referencias</w:t>
+          </w:r>
+        </w:p>
+        <w:sdt>
+          <w:sdtPr>
+            <w:rPr>
+              <w:rFonts w:ascii="Arial" w:hAnsi="Arial" w:cs="Arial"/>
+            </w:rPr>
+            <w:id w:val="-573587230"/>
+            <w:bibliography/>
+          </w:sdtPr>
+          <w:sdtEndPr>
+            <w:rPr>
+              <w:rFonts w:asciiTheme="minorHAnsi" w:hAnsiTheme="minorHAnsi" w:cstheme="minorBidi"/>
+            </w:rPr>
+          </w:sdtEndPr>
+          <w:sdtContent>
+            <w:p>
+              <w:pPr>
+                <w:pStyle w:val="Bibliografa"/>
+                <w:ind w:left="720" w:hanging="720"/>
+                <w:rPr>
+                  <w:rFonts w:ascii="Arial" w:hAnsi="Arial" w:cs="Arial"/>
+                  <w:noProof/>
+                  <w:kern w:val="0"/>
+                  <w:lang w:val="es-ES"/>
+                  <w14:ligatures w14:val="none"/>
+                </w:rPr>
+              </w:pPr>
+              <w:r>
+                <w:rPr>
+                  <w:rFonts w:ascii="Arial" w:hAnsi="Arial" w:cs="Arial"/>
+                </w:rPr>
+                <w:fldChar w:fldCharType="begin"/>
+              </w:r>
+              <w:r>
+                <w:rPr>
+                  <w:rFonts w:ascii="Arial" w:hAnsi="Arial" w:cs="Arial"/>
+                </w:rPr>
+                <w:instrText>BIBLIOGRAPHY</w:instrText>
+              </w:r>
+              <w:r>
+                <w:rPr>
+                  <w:rFonts w:ascii="Arial" w:hAnsi="Arial" w:cs="Arial"/>
+                </w:rPr>
+                <w:fldChar w:fldCharType="separate"/>
+              </w:r>
+              <w:r>
+                <w:rPr>
+                  <w:rFonts w:ascii="Arial" w:hAnsi="Arial" w:cs="Arial"/>
+                  <w:noProof/>
+                  <w:lang w:val="es-ES"/>
+                </w:rPr>
+                <w:t xml:space="preserve">ambitojuridico. (14 de Abril de 2026). </w:t>
+              </w:r>
+              <w:r>
+                <w:rPr>
+                  <w:rFonts w:ascii="Arial" w:hAnsi="Arial" w:cs="Arial"/>
+                  <w:i/>
+                  <w:iCs/>
+                  <w:noProof/>
+                  <w:lang w:val="es-ES"/>
+                </w:rPr>
+                <w:t>ambitojuridico</w:t>
+              </w:r>
+              <w:r>
+                <w:rPr>
+                  <w:rFonts w:ascii="Arial" w:hAnsi="Arial" w:cs="Arial"/>
+                  <w:noProof/>
+                  <w:lang w:val="es-ES"/>
+                </w:rPr>
+                <w:t>. Obtenido de ambitojuridico: https://www.ambitojuridico.com/noticias/civilfamilia/videocolumna-que-esta-pasando-con-los-avaluos-catastrales-en-colombia</w:t>
+              </w:r>
+            </w:p>
+            <w:p>
+              <w:r>
+                <w:rPr>
+                  <w:rFonts w:ascii="Arial" w:hAnsi="Arial" w:cs="Arial"/>
+                  <w:b/>
+                  <w:bCs/>
+                </w:rPr>
+                <w:fldChar w:fldCharType="end"/>
+              </w:r>
+            </w:p>
+          </w:sdtContent>
+        </w:sdt>
+      </w:sdtContent>
+    </w:sdt>
+    <w:p>
+      <w:pPr>
+        <w:jc w:val="both"/>
+        <w:rPr>
+          <w:rFonts w:ascii="Arial" w:hAnsi="Arial" w:cs="Arial"/>
+          <w:lang w:val="es-ES"/>
+        </w:rPr>
+      </w:pPr>
     </w:p>
     <w:sectPr>
       <w:pgSz w:w="12240" w:h="15840"/>
@@ -642,12 +1086,62 @@
 </w:document>
 </file>
 
+<file path=word/endnotes.xml><?xml version="1.0" encoding="utf-8"?>
+<w:endnotes xmlns:wpc="http://schemas.microsoft.com/office/word/2010/wordprocessingCanvas" xmlns:cx="http://schemas.microsoft.com/office/drawing/2014/chartex" xmlns:cx1="http://schemas.microsoft.com/office/drawing/2015/9/8/chartex" xmlns:cx2="http://schemas.microsoft.com/office/drawing/2015/10/21/chartex" xmlns:cx3="http://schemas.microsoft.com/office/drawing/2016/5/9/chartex" xmlns:cx4="http://schemas.microsoft.com/office/drawing/2016/5/10/chartex" xmlns:cx5="http://schemas.microsoft.com/office/drawing/2016/5/11/chartex" xmlns:cx6="http://schemas.microsoft.com/office/drawing/2016/5/12/chartex" xmlns:cx7="http://schemas.microsoft.com/office/drawing/2016/5/13/chartex" xmlns:cx8="http://schemas.microsoft.com/office/drawing/2016/5/14/chartex" xmlns:mc="http://schemas.openxmlformats.org/markup-compatibility/2006" xmlns:aink="http://schemas.microsoft.com/office/drawing/2016/ink" xmlns:am3d="http://schemas.microsoft.com/office/drawing/2017/model3d" xmlns:o="urn:schemas-microsoft-com:office:office" xmlns:oel="http://schemas.microsoft.com/office/2019/extlst" xmlns:r="http://schemas.openxmlformats.org/officeDocument/2006/relationships" xmlns:m="http://schemas.openxmlformats.org/officeDocument/2006/math" xmlns:v="urn:schemas-microsoft-com:vml" xmlns:wp14="http://schemas.microsoft.com/office/word/2010/wordprocessingDrawing" xmlns:wp="http://schemas.openxmlformats.org/drawingml/2006/wordprocessingDrawing" xmlns:w10="urn:schemas-microsoft-com:office:word" xmlns:w="http://schemas.openxmlformats.org/wordprocessingml/2006/main" xmlns:w14="http://schemas.microsoft.com/office/word/2010/wordml" xmlns:w15="http://schemas.microsoft.com/office/word/2012/wordml" xmlns:w16cei="http://schemas.microsoft.com/office/word/2026/wordml/cei" xmlns:w16cex="http://schemas.microsoft.com/office/word/2018/wordml/cex" xmlns:w16cid="http://schemas.microsoft.com/office/word/2016/wordml/cid" xmlns:w16="http://schemas.microsoft.com/office/word/2018/wordml" xmlns:w16du="http://schemas.microsoft.com/office/word/2023/wordml/word16du" xmlns:w16sdtdh="http://schemas.microsoft.com/office/word/2020/wordml/sdtdatahash" xmlns:w16sdtfl="http://schemas.microsoft.com/office/word/2024/wordml/sdtformatlock" xmlns:w16se="http://schemas.microsoft.com/office/word/2015/wordml/symex" xmlns:wpg="http://schemas.microsoft.com/office/word/2010/wordprocessingGroup" xmlns:wpi="http://schemas.microsoft.com/office/word/2010/wordprocessingInk" xmlns:wne="http://schemas.microsoft.com/office/word/2006/wordml" xmlns:wps="http://schemas.microsoft.com/office/word/2010/wordprocessingShape" mc:Ignorable="w14 w15 w16se w16cid w16 w16cex w16sdtdh w16sdtfl w16du wp14">
+  <w:endnote w:type="separator" w:id="-1">
+    <w:p>
+      <w:pPr>
+        <w:spacing w:after="0" w:line="240" w:lineRule="auto"/>
+      </w:pPr>
+      <w:r>
+        <w:separator/>
+      </w:r>
+    </w:p>
+  </w:endnote>
+  <w:endnote w:type="continuationSeparator" w:id="0">
+    <w:p>
+      <w:pPr>
+        <w:spacing w:after="0" w:line="240" w:lineRule="auto"/>
+      </w:pPr>
+      <w:r>
+        <w:continuationSeparator/>
+      </w:r>
+    </w:p>
+  </w:endnote>
+</w:endnotes>
+</file>
+
+<file path=word/footnotes.xml><?xml version="1.0" encoding="utf-8"?>
+<w:footnotes xmlns:wpc="http://schemas.microsoft.com/office/word/2010/wordprocessingCanvas" xmlns:cx="http://schemas.microsoft.com/office/drawing/2014/chartex" xmlns:cx1="http://schemas.microsoft.com/office/drawing/2015/9/8/chartex" xmlns:cx2="http://schemas.microsoft.com/office/drawing/2015/10/21/chartex" xmlns:cx3="http://schemas.microsoft.com/office/drawing/2016/5/9/chartex" xmlns:cx4="http://schemas.microsoft.com/office/drawing/2016/5/10/chartex" xmlns:cx5="http://schemas.microsoft.com/office/drawing/2016/5/11/chartex" xmlns:cx6="http://schemas.microsoft.com/office/drawing/2016/5/12/chartex" xmlns:cx7="http://schemas.microsoft.com/office/drawing/2016/5/13/chartex" xmlns:cx8="http://schemas.microsoft.com/office/drawing/2016/5/14/chartex" xmlns:mc="http://schemas.openxmlformats.org/markup-compatibility/2006" xmlns:aink="http://schemas.microsoft.com/office/drawing/2016/ink" xmlns:am3d="http://schemas.microsoft.com/office/drawing/2017/model3d" xmlns:o="urn:schemas-microsoft-com:office:office" xmlns:oel="http://schemas.microsoft.com/office/2019/extlst" xmlns:r="http://schemas.openxmlformats.org/officeDocument/2006/relationships" xmlns:m="http://schemas.openxmlformats.org/officeDocument/2006/math" xmlns:v="urn:schemas-microsoft-com:vml" xmlns:wp14="http://schemas.microsoft.com/office/word/2010/wordprocessingDrawing" xmlns:wp="http://schemas.openxmlformats.org/drawingml/2006/wordprocessingDrawing" xmlns:w10="urn:schemas-microsoft-com:office:word" xmlns:w="http://schemas.openxmlformats.org/wordprocessingml/2006/main" xmlns:w14="http://schemas.microsoft.com/office/word/2010/wordml" xmlns:w15="http://schemas.microsoft.com/office/word/2012/wordml" xmlns:w16cei="http://schemas.microsoft.com/office/word/2026/wordml/cei" xmlns:w16cex="http://schemas.microsoft.com/office/word/2018/wordml/cex" xmlns:w16cid="http://schemas.microsoft.com/office/word/2016/wordml/cid" xmlns:w16="http://schemas.microsoft.com/office/word/2018/wordml" xmlns:w16du="http://schemas.microsoft.com/office/word/2023/wordml/word16du" xmlns:w16sdtdh="http://schemas.microsoft.com/office/word/2020/wordml/sdtdatahash" xmlns:w16sdtfl="http://schemas.microsoft.com/office/word/2024/wordml/sdtformatlock" xmlns:w16se="http://schemas.microsoft.com/office/word/2015/wordml/symex" xmlns:wpg="http://schemas.microsoft.com/office/word/2010/wordprocessingGroup" xmlns:wpi="http://schemas.microsoft.com/office/word/2010/wordprocessingInk" xmlns:wne="http://schemas.microsoft.com/office/word/2006/wordml" xmlns:wps="http://schemas.microsoft.com/office/word/2010/wordprocessingShape" mc:Ignorable="w14 w15 w16se w16cid w16 w16cex w16sdtdh w16sdtfl w16du wp14">
+  <w:footnote w:type="separator" w:id="-1">
+    <w:p>
+      <w:pPr>
+        <w:spacing w:after="0" w:line="240" w:lineRule="auto"/>
+      </w:pPr>
+      <w:r>
+        <w:separator/>
+      </w:r>
+    </w:p>
+  </w:footnote>
+  <w:footnote w:type="continuationSeparator" w:id="0">
+    <w:p>
+      <w:pPr>
+        <w:spacing w:after="0" w:line="240" w:lineRule="auto"/>
+      </w:pPr>
+      <w:r>
+        <w:continuationSeparator/>
+      </w:r>
+    </w:p>
+  </w:footnote>
+</w:footnotes>
+</file>
+
 <file path=word/numbering.xml><?xml version="1.0" encoding="utf-8"?>
-<w:numbering xmlns:wpc="http://schemas.microsoft.com/office/word/2010/wordprocessingCanvas" xmlns:cx="http://schemas.microsoft.com/office/drawing/2014/chartex" xmlns:cx1="http://schemas.microsoft.com/office/drawing/2015/9/8/chartex" xmlns:cx2="http://schemas.microsoft.com/office/drawing/2015/10/21/chartex" xmlns:cx3="http://schemas.microsoft.com/office/drawing/2016/5/9/chartex" xmlns:cx4="http://schemas.microsoft.com/office/drawing/2016/5/10/chartex" xmlns:cx5="http://schemas.microsoft.com/office/drawing/2016/5/11/chartex" xmlns:cx6="http://schemas.microsoft.com/office/drawing/2016/5/12/chartex" xmlns:cx7="http://schemas.microsoft.com/office/drawing/2016/5/13/chartex" xmlns:cx8="http://schemas.microsoft.com/office/drawing/2016/5/14/chartex" xmlns:mc="http://schemas.openxmlformats.org/markup-compatibility/2006" xmlns:aink="http://schemas.microsoft.com/office/drawing/2016/ink" xmlns:am3d="http://schemas.microsoft.com/office/drawing/2017/model3d" xmlns:o="urn:schemas-microsoft-com:office:office" xmlns:oel="http://schemas.microsoft.com/office/2019/extlst" xmlns:r="http://schemas.openxmlformats.org/officeDocument/2006/relationships" xmlns:m="http://schemas.openxmlformats.org/officeDocument/2006/math" xmlns:v="urn:schemas-microsoft-com:vml" xmlns:wp14="http://schemas.microsoft.com/office/word/2010/wordprocessingDrawing" xmlns:wp="http://schemas.openxmlformats.org/drawingml/2006/wordprocessingDrawing" xmlns:w10="urn:schemas-microsoft-com:office:word" xmlns:w="http://schemas.openxmlformats.org/wordprocessingml/2006/main" xmlns:w14="http://schemas.microsoft.com/office/word/2010/wordml" xmlns:w15="http://schemas.microsoft.com/office/word/2012/wordml" xmlns:w16cex="http://schemas.microsoft.com/office/word/2018/wordml/cex" xmlns:w16cid="http://schemas.microsoft.com/office/word/2016/wordml/cid" xmlns:w16="http://schemas.microsoft.com/office/word/2018/wordml" xmlns:w16du="http://schemas.microsoft.com/office/word/2023/wordml/word16du" xmlns:w16sdtdh="http://schemas.microsoft.com/office/word/2020/wordml/sdtdatahash" xmlns:w16sdtfl="http://schemas.microsoft.com/office/word/2024/wordml/sdtformatlock" xmlns:w16se="http://schemas.microsoft.com/office/word/2015/wordml/symex" xmlns:wpg="http://schemas.microsoft.com/office/word/2010/wordprocessingGroup" xmlns:wpi="http://schemas.microsoft.com/office/word/2010/wordprocessingInk" xmlns:wne="http://schemas.microsoft.com/office/word/2006/wordml" xmlns:wps="http://schemas.microsoft.com/office/word/2010/wordprocessingShape" mc:Ignorable="w14 w15 w16se w16cid w16 w16cex w16sdtdh w16sdtfl w16du wp14">
+<w:numbering xmlns:wpc="http://schemas.microsoft.com/office/word/2010/wordprocessingCanvas" xmlns:cx="http://schemas.microsoft.com/office/drawing/2014/chartex" xmlns:cx1="http://schemas.microsoft.com/office/drawing/2015/9/8/chartex" xmlns:cx2="http://schemas.microsoft.com/office/drawing/2015/10/21/chartex" xmlns:cx3="http://schemas.microsoft.com/office/drawing/2016/5/9/chartex" xmlns:cx4="http://schemas.microsoft.com/office/drawing/2016/5/10/chartex" xmlns:cx5="http://schemas.microsoft.com/office/drawing/2016/5/11/chartex" xmlns:cx6="http://schemas.microsoft.com/office/drawing/2016/5/12/chartex" xmlns:cx7="http://schemas.microsoft.com/office/drawing/2016/5/13/chartex" xmlns:cx8="http://schemas.microsoft.com/office/drawing/2016/5/14/chartex" xmlns:mc="http://schemas.openxmlformats.org/markup-compatibility/2006" xmlns:aink="http://schemas.microsoft.com/office/drawing/2016/ink" xmlns:am3d="http://schemas.microsoft.com/office/drawing/2017/model3d" xmlns:o="urn:schemas-microsoft-com:office:office" xmlns:oel="http://schemas.microsoft.com/office/2019/extlst" xmlns:r="http://schemas.openxmlformats.org/officeDocument/2006/relationships" xmlns:m="http://schemas.openxmlformats.org/officeDocument/2006/math" xmlns:v="urn:schemas-microsoft-com:vml" xmlns:wp14="http://schemas.microsoft.com/office/word/2010/wordprocessingDrawing" xmlns:wp="http://schemas.openxmlformats.org/drawingml/2006/wordprocessingDrawing" xmlns:w10="urn:schemas-microsoft-com:office:word" xmlns:w="http://schemas.openxmlformats.org/wordprocessingml/2006/main" xmlns:w14="http://schemas.microsoft.com/office/word/2010/wordml" xmlns:w15="http://schemas.microsoft.com/office/word/2012/wordml" xmlns:w16cei="http://schemas.microsoft.com/office/word/2026/wordml/cei" xmlns:w16cex="http://schemas.microsoft.com/office/word/2018/wordml/cex" xmlns:w16cid="http://schemas.microsoft.com/office/word/2016/wordml/cid" xmlns:w16="http://schemas.microsoft.com/office/word/2018/wordml" xmlns:w16du="http://schemas.microsoft.com/office/word/2023/wordml/word16du" xmlns:w16sdtdh="http://schemas.microsoft.com/office/word/2020/wordml/sdtdatahash" xmlns:w16sdtfl="http://schemas.microsoft.com/office/word/2024/wordml/sdtformatlock" xmlns:w16se="http://schemas.microsoft.com/office/word/2015/wordml/symex" xmlns:wpg="http://schemas.microsoft.com/office/word/2010/wordprocessingGroup" xmlns:wpi="http://schemas.microsoft.com/office/word/2010/wordprocessingInk" xmlns:wne="http://schemas.microsoft.com/office/word/2006/wordml" xmlns:wps="http://schemas.microsoft.com/office/word/2010/wordprocessingShape" mc:Ignorable="w14 w15 w16se w16cid w16 w16cex w16sdtdh w16sdtfl w16du wp14">
   <w:abstractNum w:abstractNumId="0" w15:restartNumberingAfterBreak="0">
-    <w:nsid w:val="6C443D65"/>
+    <w:nsid w:val="3FDE5B7A"/>
     <w:multiLevelType w:val="hybridMultilevel"/>
-    <w:tmpl w:val="1766239A"/>
+    <w:tmpl w:val="8AC298C0"/>
     <w:lvl w:ilvl="0" w:tplc="240A0001">
       <w:start w:val="1"/>
       <w:numFmt w:val="bullet"/>
@@ -758,9 +1252,9 @@
     </w:lvl>
   </w:abstractNum>
   <w:abstractNum w:abstractNumId="1" w15:restartNumberingAfterBreak="0">
-    <w:nsid w:val="7EEC0509"/>
+    <w:nsid w:val="6C443D65"/>
     <w:multiLevelType w:val="hybridMultilevel"/>
-    <w:tmpl w:val="C7F6C2DA"/>
+    <w:tmpl w:val="1766239A"/>
     <w:lvl w:ilvl="0" w:tplc="240A0001">
       <w:start w:val="1"/>
       <w:numFmt w:val="bullet"/>
@@ -870,10 +1364,126 @@
       </w:rPr>
     </w:lvl>
   </w:abstractNum>
+  <w:abstractNum w:abstractNumId="2" w15:restartNumberingAfterBreak="0">
+    <w:nsid w:val="7EEC0509"/>
+    <w:multiLevelType w:val="hybridMultilevel"/>
+    <w:tmpl w:val="C7F6C2DA"/>
+    <w:lvl w:ilvl="0" w:tplc="240A0001">
+      <w:start w:val="1"/>
+      <w:numFmt w:val="bullet"/>
+      <w:lvlText w:val=""/>
+      <w:lvlJc w:val="left"/>
+      <w:pPr>
+        <w:ind w:left="720" w:hanging="360"/>
+      </w:pPr>
+      <w:rPr>
+        <w:rFonts w:ascii="Symbol" w:hAnsi="Symbol" w:hint="default"/>
+      </w:rPr>
+    </w:lvl>
+    <w:lvl w:ilvl="1" w:tplc="240A0003" w:tentative="1">
+      <w:start w:val="1"/>
+      <w:numFmt w:val="bullet"/>
+      <w:lvlText w:val="o"/>
+      <w:lvlJc w:val="left"/>
+      <w:pPr>
+        <w:ind w:left="1440" w:hanging="360"/>
+      </w:pPr>
+      <w:rPr>
+        <w:rFonts w:ascii="Courier New" w:hAnsi="Courier New" w:cs="Courier New" w:hint="default"/>
+      </w:rPr>
+    </w:lvl>
+    <w:lvl w:ilvl="2" w:tplc="240A0005" w:tentative="1">
+      <w:start w:val="1"/>
+      <w:numFmt w:val="bullet"/>
+      <w:lvlText w:val=""/>
+      <w:lvlJc w:val="left"/>
+      <w:pPr>
+        <w:ind w:left="2160" w:hanging="360"/>
+      </w:pPr>
+      <w:rPr>
+        <w:rFonts w:ascii="Wingdings" w:hAnsi="Wingdings" w:hint="default"/>
+      </w:rPr>
+    </w:lvl>
+    <w:lvl w:ilvl="3" w:tplc="240A0001" w:tentative="1">
+      <w:start w:val="1"/>
+      <w:numFmt w:val="bullet"/>
+      <w:lvlText w:val=""/>
+      <w:lvlJc w:val="left"/>
+      <w:pPr>
+        <w:ind w:left="2880" w:hanging="360"/>
+      </w:pPr>
+      <w:rPr>
+        <w:rFonts w:ascii="Symbol" w:hAnsi="Symbol" w:hint="default"/>
+      </w:rPr>
+    </w:lvl>
+    <w:lvl w:ilvl="4" w:tplc="240A0003" w:tentative="1">
+      <w:start w:val="1"/>
+      <w:numFmt w:val="bullet"/>
+      <w:lvlText w:val="o"/>
+      <w:lvlJc w:val="left"/>
+      <w:pPr>
+        <w:ind w:left="3600" w:hanging="360"/>
+      </w:pPr>
+      <w:rPr>
+        <w:rFonts w:ascii="Courier New" w:hAnsi="Courier New" w:cs="Courier New" w:hint="default"/>
+      </w:rPr>
+    </w:lvl>
+    <w:lvl w:ilvl="5" w:tplc="240A0005" w:tentative="1">
+      <w:start w:val="1"/>
+      <w:numFmt w:val="bullet"/>
+      <w:lvlText w:val=""/>
+      <w:lvlJc w:val="left"/>
+      <w:pPr>
+        <w:ind w:left="4320" w:hanging="360"/>
+      </w:pPr>
+      <w:rPr>
+        <w:rFonts w:ascii="Wingdings" w:hAnsi="Wingdings" w:hint="default"/>
+      </w:rPr>
+    </w:lvl>
+    <w:lvl w:ilvl="6" w:tplc="240A0001" w:tentative="1">
+      <w:start w:val="1"/>
+      <w:numFmt w:val="bullet"/>
+      <w:lvlText w:val=""/>
+      <w:lvlJc w:val="left"/>
+      <w:pPr>
+        <w:ind w:left="5040" w:hanging="360"/>
+      </w:pPr>
+      <w:rPr>
+        <w:rFonts w:ascii="Symbol" w:hAnsi="Symbol" w:hint="default"/>
+      </w:rPr>
+    </w:lvl>
+    <w:lvl w:ilvl="7" w:tplc="240A0003" w:tentative="1">
+      <w:start w:val="1"/>
+      <w:numFmt w:val="bullet"/>
+      <w:lvlText w:val="o"/>
+      <w:lvlJc w:val="left"/>
+      <w:pPr>
+        <w:ind w:left="5760" w:hanging="360"/>
+      </w:pPr>
+      <w:rPr>
+        <w:rFonts w:ascii="Courier New" w:hAnsi="Courier New" w:cs="Courier New" w:hint="default"/>
+      </w:rPr>
+    </w:lvl>
+    <w:lvl w:ilvl="8" w:tplc="240A0005" w:tentative="1">
+      <w:start w:val="1"/>
+      <w:numFmt w:val="bullet"/>
+      <w:lvlText w:val=""/>
+      <w:lvlJc w:val="left"/>
+      <w:pPr>
+        <w:ind w:left="6480" w:hanging="360"/>
+      </w:pPr>
+      <w:rPr>
+        <w:rFonts w:ascii="Wingdings" w:hAnsi="Wingdings" w:hint="default"/>
+      </w:rPr>
+    </w:lvl>
+  </w:abstractNum>
   <w:num w:numId="1" w16cid:durableId="2002661839">
+    <w:abstractNumId w:val="2"/>
+  </w:num>
+  <w:num w:numId="2" w16cid:durableId="691689376">
     <w:abstractNumId w:val="1"/>
   </w:num>
-  <w:num w:numId="2" w16cid:durableId="691689376">
+  <w:num w:numId="3" w16cid:durableId="1106071702">
     <w:abstractNumId w:val="0"/>
   </w:num>
 </w:numbering>
@@ -1279,6 +1889,7 @@
   <w:style w:type="paragraph" w:default="1" w:styleId="Normal">
     <w:name w:val="Normal"/>
     <w:qFormat/>
+    <w:rsid w:val="00B831F8"/>
   </w:style>
   <w:style w:type="paragraph" w:styleId="Ttulo1">
     <w:name w:val="heading 1"/>
@@ -1482,7 +2093,6 @@
   <w:style w:type="character" w:default="1" w:styleId="Fuentedeprrafopredeter">
     <w:name w:val="Default Paragraph Font"/>
     <w:uiPriority w:val="1"/>
-    <w:semiHidden/>
     <w:unhideWhenUsed/>
   </w:style>
   <w:style w:type="table" w:default="1" w:styleId="Tablanormal">
@@ -1795,6 +2405,53 @@
       <w:color w:val="0F4761" w:themeColor="accent1" w:themeShade="BF"/>
       <w:spacing w:val="5"/>
     </w:rPr>
+  </w:style>
+  <w:style w:type="paragraph" w:styleId="Textonotapie">
+    <w:name w:val="footnote text"/>
+    <w:basedOn w:val="Normal"/>
+    <w:link w:val="TextonotapieCar"/>
+    <w:uiPriority w:val="99"/>
+    <w:semiHidden/>
+    <w:unhideWhenUsed/>
+    <w:rsid w:val="00B96D9C"/>
+    <w:pPr>
+      <w:spacing w:after="0" w:line="240" w:lineRule="auto"/>
+    </w:pPr>
+    <w:rPr>
+      <w:sz w:val="20"/>
+      <w:szCs w:val="20"/>
+    </w:rPr>
+  </w:style>
+  <w:style w:type="character" w:customStyle="1" w:styleId="TextonotapieCar">
+    <w:name w:val="Texto nota pie Car"/>
+    <w:basedOn w:val="Fuentedeprrafopredeter"/>
+    <w:link w:val="Textonotapie"/>
+    <w:uiPriority w:val="99"/>
+    <w:semiHidden/>
+    <w:rsid w:val="00B96D9C"/>
+    <w:rPr>
+      <w:sz w:val="20"/>
+      <w:szCs w:val="20"/>
+    </w:rPr>
+  </w:style>
+  <w:style w:type="character" w:styleId="Refdenotaalpie">
+    <w:name w:val="footnote reference"/>
+    <w:basedOn w:val="Fuentedeprrafopredeter"/>
+    <w:uiPriority w:val="99"/>
+    <w:semiHidden/>
+    <w:unhideWhenUsed/>
+    <w:rsid w:val="00B96D9C"/>
+    <w:rPr>
+      <w:vertAlign w:val="superscript"/>
+    </w:rPr>
+  </w:style>
+  <w:style w:type="paragraph" w:styleId="Bibliografa">
+    <w:name w:val="Bibliography"/>
+    <w:basedOn w:val="Normal"/>
+    <w:next w:val="Normal"/>
+    <w:uiPriority w:val="37"/>
+    <w:unhideWhenUsed/>
+    <w:rsid w:val="0062680E"/>
   </w:style>
 </w:styles>
 </file>
@@ -2112,4 +2769,38 @@
     </a:ext>
   </a:extLst>
 </a:theme>
+</file>
+
+<file path=customXml/item1.xml><?xml version="1.0" encoding="utf-8"?>
+<b:Sources xmlns:b="http://schemas.openxmlformats.org/officeDocument/2006/bibliography" xmlns="http://schemas.openxmlformats.org/officeDocument/2006/bibliography" SelectedStyle="\APASixthEditionOfficeOnline.xsl" StyleName="APA" Version="6">
+  <b:Source>
+    <b:Tag>amb26</b:Tag>
+    <b:SourceType>InternetSite</b:SourceType>
+    <b:Guid>{9B2E04A8-FA30-43CD-B793-D35EADE78305}</b:Guid>
+    <b:Title>ambitojuridico</b:Title>
+    <b:Year>2026</b:Year>
+    <b:Author>
+      <b:Author>
+        <b:NameList>
+          <b:Person>
+            <b:Last>ambitojuridico</b:Last>
+          </b:Person>
+        </b:NameList>
+      </b:Author>
+    </b:Author>
+    <b:InternetSiteTitle>ambitojuridico</b:InternetSiteTitle>
+    <b:Month>Abril</b:Month>
+    <b:Day>14</b:Day>
+    <b:URL>https://www.ambitojuridico.com/noticias/civilfamilia/videocolumna-que-esta-pasando-con-los-avaluos-catastrales-en-colombia</b:URL>
+    <b:RefOrder>1</b:RefOrder>
+  </b:Source>
+</b:Sources>
+</file>
+
+<file path=customXml/itemProps1.xml><?xml version="1.0" encoding="utf-8"?>
+<ds:datastoreItem xmlns:ds="http://schemas.openxmlformats.org/officeDocument/2006/customXml" ds:itemID="{A9362D8A-5622-46C2-AFA0-FDB6111E5203}">
+  <ds:schemaRefs>
+    <ds:schemaRef ds:uri="http://schemas.openxmlformats.org/officeDocument/2006/bibliography"/>
+  </ds:schemaRefs>
+</ds:datastoreItem>
 </file>
--- a/Documentacion/Documento Final.docx
+++ b/Documentacion/Documento Final.docx
@@ -151,19 +151,7 @@
         <w:rPr>
           <w:rFonts w:ascii="Arial" w:hAnsi="Arial" w:cs="Arial"/>
         </w:rPr>
-        <w:t xml:space="preserve">Esta pregunta tiene sentido porque el negocio principal de Habi es comprar, remodelar y vender viviendas. Si una propiedad se compra por encima de su valor real o se vende por debajo de su precio de mercado, la empresa pierde dinero en cada operación. Por eso, contar con un modelo de </w:t>
-      </w:r>
-      <w:r>
-        <w:rPr>
-          <w:rFonts w:ascii="Arial" w:hAnsi="Arial" w:cs="Arial"/>
-        </w:rPr>
-        <w:t>ML</w:t>
-      </w:r>
-      <w:r>
-        <w:rPr>
-          <w:rFonts w:ascii="Arial" w:hAnsi="Arial" w:cs="Arial"/>
-        </w:rPr>
-        <w:t xml:space="preserve"> que estime el precio a partir de características como el área, el número de alcobas, los baños, la ciudad y el tipo de inmueble ayuda a reducir la dependencia de valoraciones manuales o subjetivas y a tomar decisiones de compra y venta de manera más objetiva y consistente.</w:t>
+        <w:t>Esta pregunta tiene sentido porque el negocio principal de Habi es comprar, remodelar y vender viviendas. Si una propiedad se compra por encima de su valor real o se vende por debajo de su precio de mercado, la empresa pierde dinero en cada operación. Por eso, contar con un modelo de ML que estime el precio a partir de características como el área, el número de alcobas, los baños, la ciudad y el tipo de inmueble ayuda a reducir la dependencia de valoraciones manuales o subjetivas y a tomar decisiones de compra y venta de manera más objetiva y consistente.</w:t>
       </w:r>
     </w:p>
     <w:p>
@@ -894,19 +882,7 @@
         <w:rPr>
           <w:rFonts w:ascii="Arial" w:hAnsi="Arial" w:cs="Arial"/>
         </w:rPr>
-        <w:t>Habi compra casas y apartamentos, los remodela y luego los vende. Para que este negocio sea rentable, es muy importante estimar correctamente el valor de cada inmueble antes de comprarlo y después de remodelarlo. Este proyecto construye un</w:t>
-      </w:r>
-      <w:r>
-        <w:rPr>
-          <w:rFonts w:ascii="Arial" w:hAnsi="Arial" w:cs="Arial"/>
-        </w:rPr>
-        <w:t xml:space="preserve"> pipeline </w:t>
-      </w:r>
-      <w:r>
-        <w:rPr>
-          <w:rFonts w:ascii="Arial" w:hAnsi="Arial" w:cs="Arial"/>
-        </w:rPr>
-        <w:t xml:space="preserve">de datos que reúne la información de las transacciones (ubicación, área, tipo de inmueble, precio, entre otras características), la limpia y la organiza para que un modelo de Machine </w:t>
+        <w:t xml:space="preserve">Habi compra casas y apartamentos, los remodela y luego los vende. Para que este negocio sea rentable, es muy importante estimar correctamente el valor de cada inmueble antes de comprarlo y después de remodelarlo. Este proyecto construye un pipeline de datos que reúne la información de las transacciones (ubicación, área, tipo de inmueble, precio, entre otras características), la limpia y la organiza para que un modelo de Machine </w:t>
       </w:r>
       <w:proofErr w:type="spellStart"/>
       <w:r>
@@ -930,12 +906,50 @@
           <w:rFonts w:ascii="Arial" w:hAnsi="Arial" w:cs="Arial"/>
         </w:rPr>
       </w:pPr>
+      <w:r>
+        <w:rPr>
+          <w:rFonts w:ascii="Arial" w:hAnsi="Arial" w:cs="Arial"/>
+        </w:rPr>
+        <w:t xml:space="preserve">El modelo con mejor desempeño fue </w:t>
+      </w:r>
+      <w:proofErr w:type="spellStart"/>
+      <w:r>
+        <w:rPr>
+          <w:rFonts w:ascii="Arial" w:hAnsi="Arial" w:cs="Arial"/>
+        </w:rPr>
+        <w:t>XGBoost</w:t>
+      </w:r>
+      <w:proofErr w:type="spellEnd"/>
+      <w:r>
+        <w:rPr>
+          <w:rFonts w:ascii="Arial" w:hAnsi="Arial" w:cs="Arial"/>
+        </w:rPr>
+        <w:t xml:space="preserve">, que logra estimar el precio de una vivienda con un margen de error promedio de $24 millones sobre un valor típico de $167 millones, lo que equivale a un error aproximado del 15%. Además, explica cerca del 77% de la variación en los precios utilizando variables como la ciudad, el área, el número de habitaciones y baños, el tipo de inmueble y la fecha de la transacción. El 23% restante se debe a factores que no están presentes en el </w:t>
+      </w:r>
+      <w:proofErr w:type="spellStart"/>
+      <w:r>
+        <w:rPr>
+          <w:rFonts w:ascii="Arial" w:hAnsi="Arial" w:cs="Arial"/>
+        </w:rPr>
+        <w:t>dataset</w:t>
+      </w:r>
+      <w:proofErr w:type="spellEnd"/>
+      <w:r>
+        <w:rPr>
+          <w:rFonts w:ascii="Arial" w:hAnsi="Arial" w:cs="Arial"/>
+        </w:rPr>
+        <w:t>.</w:t>
+      </w:r>
     </w:p>
     <w:sdt>
       <w:sdtPr>
         <w:rPr>
-          <w:b/>
-          <w:bCs/>
+          <w:rFonts w:asciiTheme="minorHAnsi" w:eastAsiaTheme="minorHAnsi" w:hAnsiTheme="minorHAnsi" w:cstheme="minorBidi"/>
+          <w:b/>
+          <w:bCs/>
+          <w:color w:val="auto"/>
+          <w:sz w:val="24"/>
+          <w:szCs w:val="24"/>
           <w:lang w:val="es-ES"/>
         </w:rPr>
         <w:id w:val="176629976"/>
@@ -946,12 +960,8 @@
       </w:sdtPr>
       <w:sdtEndPr>
         <w:rPr>
-          <w:rFonts w:asciiTheme="minorHAnsi" w:eastAsiaTheme="minorHAnsi" w:hAnsiTheme="minorHAnsi" w:cstheme="minorBidi"/>
           <w:b w:val="0"/>
           <w:bCs w:val="0"/>
-          <w:color w:val="auto"/>
-          <w:sz w:val="24"/>
-          <w:szCs w:val="24"/>
           <w:lang w:val="es-CO"/>
         </w:rPr>
       </w:sdtEndPr>
@@ -2093,6 +2103,7 @@
   <w:style w:type="character" w:default="1" w:styleId="Fuentedeprrafopredeter">
     <w:name w:val="Default Paragraph Font"/>
     <w:uiPriority w:val="1"/>
+    <w:semiHidden/>
     <w:unhideWhenUsed/>
   </w:style>
   <w:style w:type="table" w:default="1" w:styleId="Tablanormal">
